--- a/BlocklyDuino/_Project/CoinSelect/data/硬幣大小.docx
+++ b/BlocklyDuino/_Project/CoinSelect/data/硬幣大小.docx
@@ -3,6 +3,7 @@
 <w:document xmlns:wpc="http://schemas.microsoft.com/office/word/2010/wordprocessingCanvas" xmlns:cx="http://schemas.microsoft.com/office/drawing/2014/chartex" xmlns:mc="http://schemas.openxmlformats.org/markup-compatibility/2006" xmlns:o="urn:schemas-microsoft-com:office:office" xmlns:r="http://schemas.openxmlformats.org/officeDocument/2006/relationships" xmlns:m="http://schemas.openxmlformats.org/officeDocument/2006/math" xmlns:v="urn:schemas-microsoft-com:vml" xmlns:wp14="http://schemas.microsoft.com/office/word/2010/wordprocessingDrawing" xmlns:wp="http://schemas.openxmlformats.org/drawingml/2006/wordprocessingDrawing" xmlns:w10="urn:schemas-microsoft-com:office:word" xmlns:w="http://schemas.openxmlformats.org/wordprocessingml/2006/main" xmlns:w14="http://schemas.microsoft.com/office/word/2010/wordml" xmlns:w15="http://schemas.microsoft.com/office/word/2012/wordml" xmlns:w16se="http://schemas.microsoft.com/office/word/2015/wordml/symex" xmlns:wpg="http://schemas.microsoft.com/office/word/2010/wordprocessingGroup" xmlns:wpi="http://schemas.microsoft.com/office/word/2010/wordprocessingInk" xmlns:wne="http://schemas.microsoft.com/office/word/2006/wordml" xmlns:wps="http://schemas.microsoft.com/office/word/2010/wordprocessingShape" mc:Ignorable="w14 w15 w16se wp14">
   <w:body>
     <w:p>
+      <w:bookmarkStart w:id="0" w:name="_GoBack"/>
       <w:r>
         <w:rPr>
           <w:noProof/>
@@ -378,7 +379,7 @@
           </mc:Choice>
           <mc:Fallback>
             <w:pict>
-              <v:group w14:anchorId="75212C6F" id="畫布 1" o:spid="_x0000_s1026" editas="canvas" style="width:108.85pt;height:139.4pt;mso-position-horizontal-relative:char;mso-position-vertical-relative:line" coordsize="13823,17697" o:gfxdata="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">
+              <v:group w14:anchorId="26CD8EC8" id="畫布 1" o:spid="_x0000_s1026" editas="canvas" style="width:108.85pt;height:139.4pt;mso-position-horizontal-relative:char;mso-position-vertical-relative:line" coordsize="13823,17697" o:gfxdata="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">
                 <v:shapetype id="_x0000_t75" coordsize="21600,21600" o:spt="75" o:preferrelative="t" path="m@4@5l@4@11@9@11@9@5xe" filled="f" stroked="f">
                   <v:stroke joinstyle="miter"/>
                   <v:formulas>
@@ -426,7 +427,6 @@
           </mc:Fallback>
         </mc:AlternateContent>
       </w:r>
-      <w:bookmarkStart w:id="0" w:name="_GoBack"/>
       <w:bookmarkEnd w:id="0"/>
     </w:p>
     <w:tbl>
@@ -725,7 +725,10 @@
               <w:rPr>
                 <w:rFonts w:hint="eastAsia"/>
               </w:rPr>
-              <w:t>25.8</w:t>
+              <w:t>2</w:t>
+            </w:r>
+            <w:r>
+              <w:t>9</w:t>
             </w:r>
           </w:p>
         </w:tc>
@@ -735,10 +738,16 @@
           </w:tcPr>
           <w:p>
             <w:r>
-              <w:rPr>
-                <w:rFonts w:hint="eastAsia"/>
-              </w:rPr>
-              <w:t>2.7</w:t>
+              <w:t>3</w:t>
+            </w:r>
+            <w:r>
+              <w:rPr>
+                <w:rFonts w:hint="eastAsia"/>
+              </w:rPr>
+              <w:t>.</w:t>
+            </w:r>
+            <w:r>
+              <w:t>4</w:t>
             </w:r>
           </w:p>
         </w:tc>

--- a/BlocklyDuino/_Project/CoinSelect/data/硬幣大小.docx
+++ b/BlocklyDuino/_Project/CoinSelect/data/硬幣大小.docx
@@ -3,28 +3,40 @@
 <w:document xmlns:wpc="http://schemas.microsoft.com/office/word/2010/wordprocessingCanvas" xmlns:cx="http://schemas.microsoft.com/office/drawing/2014/chartex" xmlns:mc="http://schemas.openxmlformats.org/markup-compatibility/2006" xmlns:o="urn:schemas-microsoft-com:office:office" xmlns:r="http://schemas.openxmlformats.org/officeDocument/2006/relationships" xmlns:m="http://schemas.openxmlformats.org/officeDocument/2006/math" xmlns:v="urn:schemas-microsoft-com:vml" xmlns:wp14="http://schemas.microsoft.com/office/word/2010/wordprocessingDrawing" xmlns:wp="http://schemas.openxmlformats.org/drawingml/2006/wordprocessingDrawing" xmlns:w10="urn:schemas-microsoft-com:office:word" xmlns:w="http://schemas.openxmlformats.org/wordprocessingml/2006/main" xmlns:w14="http://schemas.microsoft.com/office/word/2010/wordml" xmlns:w15="http://schemas.microsoft.com/office/word/2012/wordml" xmlns:w16se="http://schemas.microsoft.com/office/word/2015/wordml/symex" xmlns:wpg="http://schemas.microsoft.com/office/word/2010/wordprocessingGroup" xmlns:wpi="http://schemas.microsoft.com/office/word/2010/wordprocessingInk" xmlns:wne="http://schemas.microsoft.com/office/word/2006/wordml" xmlns:wps="http://schemas.microsoft.com/office/word/2010/wordprocessingShape" mc:Ignorable="w14 w15 w16se wp14">
   <w:body>
     <w:p>
-      <w:bookmarkStart w:id="0" w:name="_GoBack"/>
       <w:r>
         <w:rPr>
           <w:noProof/>
         </w:rPr>
         <mc:AlternateContent>
-          <mc:Choice Requires="wpc">
+          <mc:Choice Requires="wpg">
             <w:drawing>
-              <wp:inline distT="0" distB="0" distL="0" distR="0">
-                <wp:extent cx="1382395" cy="1770279"/>
-                <wp:effectExtent l="0" t="0" r="0" b="0"/>
-                <wp:docPr id="1" name="畫布 1"/>
-                <wp:cNvGraphicFramePr>
-                  <a:graphicFrameLocks xmlns:a="http://schemas.openxmlformats.org/drawingml/2006/main" noChangeAspect="1"/>
-                </wp:cNvGraphicFramePr>
+              <wp:anchor distT="0" distB="0" distL="114300" distR="114300" simplePos="0" relativeHeight="251660288" behindDoc="0" locked="0" layoutInCell="1" allowOverlap="1">
+                <wp:simplePos x="0" y="0"/>
+                <wp:positionH relativeFrom="column">
+                  <wp:posOffset>1054359</wp:posOffset>
+                </wp:positionH>
+                <wp:positionV relativeFrom="paragraph">
+                  <wp:posOffset>-169288</wp:posOffset>
+                </wp:positionV>
+                <wp:extent cx="1007745" cy="1007110"/>
+                <wp:effectExtent l="0" t="0" r="1905" b="2540"/>
+                <wp:wrapNone/>
+                <wp:docPr id="16" name="群組 16"/>
+                <wp:cNvGraphicFramePr/>
                 <a:graphic xmlns:a="http://schemas.openxmlformats.org/drawingml/2006/main">
-                  <a:graphicData uri="http://schemas.microsoft.com/office/word/2010/wordprocessingCanvas">
-                    <wpc:wpc>
-                      <wpc:bg/>
-                      <wpc:whole/>
+                  <a:graphicData uri="http://schemas.microsoft.com/office/word/2010/wordprocessingGroup">
+                    <wpg:wgp>
+                      <wpg:cNvGrpSpPr/>
+                      <wpg:grpSpPr>
+                        <a:xfrm>
+                          <a:off x="0" y="0"/>
+                          <a:ext cx="1007745" cy="1007110"/>
+                          <a:chOff x="190518" y="427080"/>
+                          <a:chExt cx="1008000" cy="1008000"/>
+                        </a:xfrm>
+                      </wpg:grpSpPr>
                       <wps:wsp>
-                        <wps:cNvPr id="5" name="橢圓 5"/>
+                        <wps:cNvPr id="17" name="橢圓 17"/>
                         <wps:cNvSpPr/>
                         <wps:spPr>
                           <a:xfrm>
@@ -65,7 +77,7 @@
                         </wps:bodyPr>
                       </wps:wsp>
                       <wps:wsp>
-                        <wps:cNvPr id="2" name="橢圓 2"/>
+                        <wps:cNvPr id="18" name="橢圓 18"/>
                         <wps:cNvSpPr/>
                         <wps:spPr>
                           <a:xfrm>
@@ -106,7 +118,7 @@
                         </wps:bodyPr>
                       </wps:wsp>
                       <wps:wsp>
-                        <wps:cNvPr id="4" name="橢圓 4"/>
+                        <wps:cNvPr id="19" name="橢圓 19"/>
                         <wps:cNvSpPr/>
                         <wps:spPr>
                           <a:xfrm>
@@ -147,7 +159,7 @@
                         </wps:bodyPr>
                       </wps:wsp>
                       <wps:wsp>
-                        <wps:cNvPr id="3" name="橢圓 3"/>
+                        <wps:cNvPr id="20" name="橢圓 20"/>
                         <wps:cNvSpPr/>
                         <wps:spPr>
                           <a:xfrm>
@@ -187,248 +199,303 @@
                           <a:noAutofit/>
                         </wps:bodyPr>
                       </wps:wsp>
-                      <wpg:wgp>
-                        <wpg:cNvPr id="10" name="群組 10"/>
-                        <wpg:cNvGrpSpPr/>
-                        <wpg:grpSpPr>
-                          <a:xfrm>
-                            <a:off x="607294" y="166688"/>
-                            <a:ext cx="180000" cy="653402"/>
-                            <a:chOff x="2071687" y="1030528"/>
-                            <a:chExt cx="162000" cy="653402"/>
-                          </a:xfrm>
-                        </wpg:grpSpPr>
-                        <wps:wsp>
-                          <wps:cNvPr id="6" name="矩形 6"/>
-                          <wps:cNvSpPr/>
-                          <wps:spPr>
-                            <a:xfrm>
-                              <a:off x="2071687" y="1521930"/>
-                              <a:ext cx="162000" cy="162000"/>
-                            </a:xfrm>
-                            <a:prstGeom prst="rect">
-                              <a:avLst/>
-                            </a:prstGeom>
-                            <a:solidFill>
-                              <a:srgbClr val="FF0000"/>
-                            </a:solidFill>
-                            <a:ln w="76200">
-                              <a:noFill/>
-                            </a:ln>
-                          </wps:spPr>
-                          <wps:style>
-                            <a:lnRef idx="2">
-                              <a:schemeClr val="accent1">
-                                <a:shade val="50000"/>
-                              </a:schemeClr>
-                            </a:lnRef>
-                            <a:fillRef idx="1">
-                              <a:schemeClr val="accent1"/>
-                            </a:fillRef>
-                            <a:effectRef idx="0">
-                              <a:schemeClr val="accent1"/>
-                            </a:effectRef>
-                            <a:fontRef idx="minor">
-                              <a:schemeClr val="lt1"/>
-                            </a:fontRef>
-                          </wps:style>
-                          <wps:bodyPr rot="0" spcFirstLastPara="0" vertOverflow="overflow" horzOverflow="overflow" vert="horz" wrap="square" lIns="91440" tIns="45720" rIns="91440" bIns="45720" numCol="1" spcCol="0" rtlCol="0" fromWordArt="0" anchor="ctr" anchorCtr="0" forceAA="0" compatLnSpc="1">
-                            <a:prstTxWarp prst="textNoShape">
-                              <a:avLst/>
-                            </a:prstTxWarp>
-                            <a:noAutofit/>
-                          </wps:bodyPr>
-                        </wps:wsp>
-                        <wps:wsp>
-                          <wps:cNvPr id="7" name="矩形 7"/>
-                          <wps:cNvSpPr/>
-                          <wps:spPr>
-                            <a:xfrm>
-                              <a:off x="2071762" y="1362271"/>
-                              <a:ext cx="161925" cy="161925"/>
-                            </a:xfrm>
-                            <a:prstGeom prst="rect">
-                              <a:avLst/>
-                            </a:prstGeom>
-                            <a:solidFill>
-                              <a:schemeClr val="accent2">
-                                <a:lumMod val="75000"/>
-                              </a:schemeClr>
-                            </a:solidFill>
-                            <a:ln w="76200">
-                              <a:noFill/>
-                            </a:ln>
-                          </wps:spPr>
-                          <wps:style>
-                            <a:lnRef idx="2">
-                              <a:schemeClr val="accent1">
-                                <a:shade val="50000"/>
-                              </a:schemeClr>
-                            </a:lnRef>
-                            <a:fillRef idx="1">
-                              <a:schemeClr val="accent1"/>
-                            </a:fillRef>
-                            <a:effectRef idx="0">
-                              <a:schemeClr val="accent1"/>
-                            </a:effectRef>
-                            <a:fontRef idx="minor">
-                              <a:schemeClr val="lt1"/>
-                            </a:fontRef>
-                          </wps:style>
-                          <wps:bodyPr rot="0" spcFirstLastPara="0" vert="horz" wrap="square" lIns="91440" tIns="45720" rIns="91440" bIns="45720" numCol="1" spcCol="0" rtlCol="0" fromWordArt="0" anchor="ctr" anchorCtr="0" forceAA="0" compatLnSpc="1">
-                            <a:prstTxWarp prst="textNoShape">
-                              <a:avLst/>
-                            </a:prstTxWarp>
-                            <a:noAutofit/>
-                          </wps:bodyPr>
-                        </wps:wsp>
-                        <wps:wsp>
-                          <wps:cNvPr id="8" name="矩形 8"/>
-                          <wps:cNvSpPr/>
-                          <wps:spPr>
-                            <a:xfrm>
-                              <a:off x="2071762" y="1197216"/>
-                              <a:ext cx="161925" cy="161925"/>
-                            </a:xfrm>
-                            <a:prstGeom prst="rect">
-                              <a:avLst/>
-                            </a:prstGeom>
-                            <a:solidFill>
-                              <a:schemeClr val="accent2">
-                                <a:lumMod val="60000"/>
-                                <a:lumOff val="40000"/>
-                              </a:schemeClr>
-                            </a:solidFill>
-                            <a:ln w="76200">
-                              <a:noFill/>
-                            </a:ln>
-                          </wps:spPr>
-                          <wps:style>
-                            <a:lnRef idx="2">
-                              <a:schemeClr val="accent1">
-                                <a:shade val="50000"/>
-                              </a:schemeClr>
-                            </a:lnRef>
-                            <a:fillRef idx="1">
-                              <a:schemeClr val="accent1"/>
-                            </a:fillRef>
-                            <a:effectRef idx="0">
-                              <a:schemeClr val="accent1"/>
-                            </a:effectRef>
-                            <a:fontRef idx="minor">
-                              <a:schemeClr val="lt1"/>
-                            </a:fontRef>
-                          </wps:style>
-                          <wps:bodyPr rot="0" spcFirstLastPara="0" vert="horz" wrap="square" lIns="91440" tIns="45720" rIns="91440" bIns="45720" numCol="1" spcCol="0" rtlCol="0" fromWordArt="0" anchor="ctr" anchorCtr="0" forceAA="0" compatLnSpc="1">
-                            <a:prstTxWarp prst="textNoShape">
-                              <a:avLst/>
-                            </a:prstTxWarp>
-                            <a:noAutofit/>
-                          </wps:bodyPr>
-                        </wps:wsp>
-                        <wps:wsp>
-                          <wps:cNvPr id="9" name="矩形 9"/>
-                          <wps:cNvSpPr/>
-                          <wps:spPr>
-                            <a:xfrm>
-                              <a:off x="2071687" y="1030528"/>
-                              <a:ext cx="161925" cy="161925"/>
-                            </a:xfrm>
-                            <a:prstGeom prst="rect">
-                              <a:avLst/>
-                            </a:prstGeom>
-                            <a:solidFill>
-                              <a:schemeClr val="accent2">
-                                <a:lumMod val="20000"/>
-                                <a:lumOff val="80000"/>
-                              </a:schemeClr>
-                            </a:solidFill>
-                            <a:ln w="76200">
-                              <a:noFill/>
-                            </a:ln>
-                          </wps:spPr>
-                          <wps:style>
-                            <a:lnRef idx="2">
-                              <a:schemeClr val="accent1">
-                                <a:shade val="50000"/>
-                              </a:schemeClr>
-                            </a:lnRef>
-                            <a:fillRef idx="1">
-                              <a:schemeClr val="accent1"/>
-                            </a:fillRef>
-                            <a:effectRef idx="0">
-                              <a:schemeClr val="accent1"/>
-                            </a:effectRef>
-                            <a:fontRef idx="minor">
-                              <a:schemeClr val="lt1"/>
-                            </a:fontRef>
-                          </wps:style>
-                          <wps:bodyPr rot="0" spcFirstLastPara="0" vert="horz" wrap="square" lIns="91440" tIns="45720" rIns="91440" bIns="45720" numCol="1" spcCol="0" rtlCol="0" fromWordArt="0" anchor="ctr" anchorCtr="0" forceAA="0" compatLnSpc="1">
-                            <a:prstTxWarp prst="textNoShape">
-                              <a:avLst/>
-                            </a:prstTxWarp>
-                            <a:noAutofit/>
-                          </wps:bodyPr>
-                        </wps:wsp>
-                      </wpg:wgp>
-                    </wpc:wpc>
+                    </wpg:wgp>
                   </a:graphicData>
                 </a:graphic>
-              </wp:inline>
+              </wp:anchor>
             </w:drawing>
           </mc:Choice>
           <mc:Fallback>
             <w:pict>
-              <v:group w14:anchorId="26CD8EC8" id="畫布 1" o:spid="_x0000_s1026" editas="canvas" style="width:108.85pt;height:139.4pt;mso-position-horizontal-relative:char;mso-position-vertical-relative:line" coordsize="13823,17697" o:gfxdata="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">
-                <v:shapetype id="_x0000_t75" coordsize="21600,21600" o:spt="75" o:preferrelative="t" path="m@4@5l@4@11@9@11@9@5xe" filled="f" stroked="f">
-                  <v:stroke joinstyle="miter"/>
-                  <v:formulas>
-                    <v:f eqn="if lineDrawn pixelLineWidth 0"/>
-                    <v:f eqn="sum @0 1 0"/>
-                    <v:f eqn="sum 0 0 @1"/>
-                    <v:f eqn="prod @2 1 2"/>
-                    <v:f eqn="prod @3 21600 pixelWidth"/>
-                    <v:f eqn="prod @3 21600 pixelHeight"/>
-                    <v:f eqn="sum @0 0 1"/>
-                    <v:f eqn="prod @6 1 2"/>
-                    <v:f eqn="prod @7 21600 pixelWidth"/>
-                    <v:f eqn="sum @8 21600 0"/>
-                    <v:f eqn="prod @7 21600 pixelHeight"/>
-                    <v:f eqn="sum @10 21600 0"/>
-                  </v:formulas>
-                  <v:path o:extrusionok="f" gradientshapeok="t" o:connecttype="rect"/>
-                  <o:lock v:ext="edit" aspectratio="t"/>
-                </v:shapetype>
-                <v:shape id="_x0000_s1027" type="#_x0000_t75" style="position:absolute;width:13823;height:17697;visibility:visible;mso-wrap-style:square">
-                  <v:fill o:detectmouseclick="t"/>
-                  <v:path o:connecttype="none"/>
-                </v:shape>
-                <v:oval id="橢圓 5" o:spid="_x0000_s1028" style="position:absolute;left:1905;top:4270;width:10080;height:10080;visibility:visible;mso-wrap-style:square;v-text-anchor:middle" o:gfxdata="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" fillcolor="#7030a0" stroked="f" strokeweight=".25pt">
+              <v:group w14:anchorId="4ABB115D" id="群組 16" o:spid="_x0000_s1026" style="position:absolute;margin-left:83pt;margin-top:-13.35pt;width:79.35pt;height:79.3pt;z-index:251660288" coordorigin="1905,4270" coordsize="10080,10080" o:gfxdata="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">
+                <v:oval id="橢圓 17" o:spid="_x0000_s1027" style="position:absolute;left:1905;top:4270;width:10080;height:10080;visibility:visible;mso-wrap-style:square;v-text-anchor:middle" o:gfxdata="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" fillcolor="#7030a0" stroked="f" strokeweight=".25pt">
                   <v:stroke joinstyle="miter"/>
                 </v:oval>
-                <v:oval id="橢圓 2" o:spid="_x0000_s1029" style="position:absolute;left:2263;top:4990;width:9360;height:9360;visibility:visible;mso-wrap-style:square;v-text-anchor:middle" o:gfxdata="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" fillcolor="#92d050" stroked="f" strokeweight=".25pt">
+                <v:oval id="橢圓 18" o:spid="_x0000_s1028" style="position:absolute;left:2263;top:4990;width:9360;height:9360;visibility:visible;mso-wrap-style:square;v-text-anchor:middle" o:gfxdata="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" fillcolor="#92d050" stroked="f" strokeweight=".25pt">
                   <v:stroke joinstyle="miter"/>
                 </v:oval>
-                <v:oval id="橢圓 4" o:spid="_x0000_s1030" style="position:absolute;left:2986;top:6429;width:7920;height:7920;visibility:visible;mso-wrap-style:square;v-text-anchor:middle" o:gfxdata="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" fillcolor="#00b0f0" stroked="f" strokeweight=".25pt">
+                <v:oval id="橢圓 19" o:spid="_x0000_s1029" style="position:absolute;left:2986;top:6429;width:7920;height:7920;visibility:visible;mso-wrap-style:square;v-text-anchor:middle" o:gfxdata="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" fillcolor="#00b0f0" stroked="f" strokeweight=".25pt">
                   <v:stroke joinstyle="miter"/>
                 </v:oval>
-                <v:oval id="橢圓 3" o:spid="_x0000_s1031" style="position:absolute;left:3348;top:7149;width:7200;height:7200;visibility:visible;mso-wrap-style:square;v-text-anchor:middle" o:gfxdata="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" fillcolor="#ffc000" stroked="f" strokeweight=".25pt">
+                <v:oval id="橢圓 20" o:spid="_x0000_s1030" style="position:absolute;left:3348;top:7149;width:7200;height:7200;visibility:visible;mso-wrap-style:square;v-text-anchor:middle" o:gfxdata="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" fillcolor="#ffc000" stroked="f" strokeweight=".25pt">
                   <v:stroke joinstyle="miter"/>
                 </v:oval>
-                <v:group id="群組 10" o:spid="_x0000_s1032" style="position:absolute;left:6072;top:1666;width:1800;height:6534" coordorigin="20716,10305" coordsize="1620,6534" o:gfxdata="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">
-                  <v:rect id="矩形 6" o:spid="_x0000_s1033" style="position:absolute;left:20716;top:15219;width:1620;height:1620;visibility:visible;mso-wrap-style:square;v-text-anchor:middle" o:gfxdata="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" fillcolor="red" stroked="f" strokeweight="6pt"/>
-                  <v:rect id="矩形 7" o:spid="_x0000_s1034" style="position:absolute;left:20717;top:13622;width:1619;height:1619;visibility:visible;mso-wrap-style:square;v-text-anchor:middle" o:gfxdata="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" fillcolor="#c45911 [2405]" stroked="f" strokeweight="6pt"/>
-                  <v:rect id="矩形 8" o:spid="_x0000_s1035" style="position:absolute;left:20717;top:11972;width:1619;height:1619;visibility:visible;mso-wrap-style:square;v-text-anchor:middle" o:gfxdata="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" fillcolor="#f4b083 [1941]" stroked="f" strokeweight="6pt"/>
-                  <v:rect id="矩形 9" o:spid="_x0000_s1036" style="position:absolute;left:20716;top:10305;width:1620;height:1619;visibility:visible;mso-wrap-style:square;v-text-anchor:middle" o:gfxdata="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" fillcolor="#fbe4d5 [661]" stroked="f" strokeweight="6pt"/>
-                </v:group>
-                <w10:anchorlock/>
               </v:group>
             </w:pict>
           </mc:Fallback>
         </mc:AlternateContent>
       </w:r>
+      <w:r>
+        <w:rPr>
+          <w:noProof/>
+        </w:rPr>
+        <mc:AlternateContent>
+          <mc:Choice Requires="wpg">
+            <w:drawing>
+              <wp:anchor distT="0" distB="0" distL="114300" distR="114300" simplePos="0" relativeHeight="251661312" behindDoc="0" locked="0" layoutInCell="1" allowOverlap="1">
+                <wp:simplePos x="0" y="0"/>
+                <wp:positionH relativeFrom="column">
+                  <wp:posOffset>1478031</wp:posOffset>
+                </wp:positionH>
+                <wp:positionV relativeFrom="paragraph">
+                  <wp:posOffset>-234820</wp:posOffset>
+                </wp:positionV>
+                <wp:extent cx="161925" cy="542925"/>
+                <wp:effectExtent l="0" t="0" r="9525" b="9525"/>
+                <wp:wrapNone/>
+                <wp:docPr id="6" name="群組 6"/>
+                <wp:cNvGraphicFramePr/>
+                <a:graphic xmlns:a="http://schemas.openxmlformats.org/drawingml/2006/main">
+                  <a:graphicData uri="http://schemas.microsoft.com/office/word/2010/wordprocessingGroup">
+                    <wpg:wgp>
+                      <wpg:cNvGrpSpPr/>
+                      <wpg:grpSpPr>
+                        <a:xfrm>
+                          <a:off x="0" y="0"/>
+                          <a:ext cx="161925" cy="542925"/>
+                          <a:chOff x="607294" y="294920"/>
+                          <a:chExt cx="162000" cy="543170"/>
+                        </a:xfrm>
+                      </wpg:grpSpPr>
+                      <wps:wsp>
+                        <wps:cNvPr id="7" name="矩形 7"/>
+                        <wps:cNvSpPr/>
+                        <wps:spPr>
+                          <a:xfrm>
+                            <a:off x="607294" y="658090"/>
+                            <a:ext cx="162000" cy="180000"/>
+                          </a:xfrm>
+                          <a:prstGeom prst="rect">
+                            <a:avLst/>
+                          </a:prstGeom>
+                          <a:solidFill>
+                            <a:srgbClr val="FF0000"/>
+                          </a:solidFill>
+                          <a:ln w="76200">
+                            <a:noFill/>
+                          </a:ln>
+                        </wps:spPr>
+                        <wps:style>
+                          <a:lnRef idx="2">
+                            <a:schemeClr val="accent1">
+                              <a:shade val="50000"/>
+                            </a:schemeClr>
+                          </a:lnRef>
+                          <a:fillRef idx="1">
+                            <a:schemeClr val="accent1"/>
+                          </a:fillRef>
+                          <a:effectRef idx="0">
+                            <a:schemeClr val="accent1"/>
+                          </a:effectRef>
+                          <a:fontRef idx="minor">
+                            <a:schemeClr val="lt1"/>
+                          </a:fontRef>
+                        </wps:style>
+                        <wps:bodyPr rot="0" spcFirstLastPara="0" vertOverflow="overflow" horzOverflow="overflow" vert="horz" wrap="square" lIns="91440" tIns="45720" rIns="91440" bIns="45720" numCol="1" spcCol="0" rtlCol="0" fromWordArt="0" anchor="ctr" anchorCtr="0" forceAA="0" compatLnSpc="1">
+                          <a:prstTxWarp prst="textNoShape">
+                            <a:avLst/>
+                          </a:prstTxWarp>
+                          <a:noAutofit/>
+                        </wps:bodyPr>
+                      </wps:wsp>
+                      <wps:wsp>
+                        <wps:cNvPr id="8" name="矩形 8"/>
+                        <wps:cNvSpPr/>
+                        <wps:spPr>
+                          <a:xfrm>
+                            <a:off x="607294" y="476389"/>
+                            <a:ext cx="162000" cy="180000"/>
+                          </a:xfrm>
+                          <a:prstGeom prst="rect">
+                            <a:avLst/>
+                          </a:prstGeom>
+                          <a:solidFill>
+                            <a:schemeClr val="accent3">
+                              <a:lumMod val="60000"/>
+                              <a:lumOff val="40000"/>
+                            </a:schemeClr>
+                          </a:solidFill>
+                          <a:ln w="76200">
+                            <a:noFill/>
+                          </a:ln>
+                        </wps:spPr>
+                        <wps:style>
+                          <a:lnRef idx="2">
+                            <a:schemeClr val="accent1">
+                              <a:shade val="50000"/>
+                            </a:schemeClr>
+                          </a:lnRef>
+                          <a:fillRef idx="1">
+                            <a:schemeClr val="accent1"/>
+                          </a:fillRef>
+                          <a:effectRef idx="0">
+                            <a:schemeClr val="accent1"/>
+                          </a:effectRef>
+                          <a:fontRef idx="minor">
+                            <a:schemeClr val="lt1"/>
+                          </a:fontRef>
+                        </wps:style>
+                        <wps:bodyPr rot="0" spcFirstLastPara="0" vertOverflow="overflow" horzOverflow="overflow" vert="horz" wrap="square" lIns="91440" tIns="45720" rIns="91440" bIns="45720" numCol="1" spcCol="0" rtlCol="0" fromWordArt="0" anchor="ctr" anchorCtr="0" forceAA="0" compatLnSpc="1">
+                          <a:prstTxWarp prst="textNoShape">
+                            <a:avLst/>
+                          </a:prstTxWarp>
+                          <a:noAutofit/>
+                        </wps:bodyPr>
+                      </wps:wsp>
+                      <wps:wsp>
+                        <wps:cNvPr id="9" name="矩形 9"/>
+                        <wps:cNvSpPr/>
+                        <wps:spPr>
+                          <a:xfrm>
+                            <a:off x="607294" y="294920"/>
+                            <a:ext cx="162000" cy="180000"/>
+                          </a:xfrm>
+                          <a:prstGeom prst="rect">
+                            <a:avLst/>
+                          </a:prstGeom>
+                          <a:solidFill>
+                            <a:schemeClr val="accent4">
+                              <a:lumMod val="60000"/>
+                              <a:lumOff val="40000"/>
+                            </a:schemeClr>
+                          </a:solidFill>
+                          <a:ln w="76200">
+                            <a:noFill/>
+                          </a:ln>
+                        </wps:spPr>
+                        <wps:style>
+                          <a:lnRef idx="2">
+                            <a:schemeClr val="accent1">
+                              <a:shade val="50000"/>
+                            </a:schemeClr>
+                          </a:lnRef>
+                          <a:fillRef idx="1">
+                            <a:schemeClr val="accent1"/>
+                          </a:fillRef>
+                          <a:effectRef idx="0">
+                            <a:schemeClr val="accent1"/>
+                          </a:effectRef>
+                          <a:fontRef idx="minor">
+                            <a:schemeClr val="lt1"/>
+                          </a:fontRef>
+                        </wps:style>
+                        <wps:bodyPr rot="0" spcFirstLastPara="0" vertOverflow="overflow" horzOverflow="overflow" vert="horz" wrap="square" lIns="91440" tIns="45720" rIns="91440" bIns="45720" numCol="1" spcCol="0" rtlCol="0" fromWordArt="0" anchor="ctr" anchorCtr="0" forceAA="0" compatLnSpc="1">
+                          <a:prstTxWarp prst="textNoShape">
+                            <a:avLst/>
+                          </a:prstTxWarp>
+                          <a:noAutofit/>
+                        </wps:bodyPr>
+                      </wps:wsp>
+                    </wpg:wgp>
+                  </a:graphicData>
+                </a:graphic>
+              </wp:anchor>
+            </w:drawing>
+          </mc:Choice>
+          <mc:Fallback>
+            <w:pict>
+              <v:group w14:anchorId="3CC030B3" id="群組 6" o:spid="_x0000_s1026" style="position:absolute;margin-left:116.4pt;margin-top:-18.5pt;width:12.75pt;height:42.75pt;z-index:251661312" coordorigin="6072,2949" coordsize="1620,5431" o:gfxdata="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">
+                <v:rect id="矩形 7" o:spid="_x0000_s1027" style="position:absolute;left:6072;top:6580;width:1620;height:1800;visibility:visible;mso-wrap-style:square;v-text-anchor:middle" o:gfxdata="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" fillcolor="red" stroked="f" strokeweight="6pt"/>
+                <v:rect id="矩形 8" o:spid="_x0000_s1028" style="position:absolute;left:6072;top:4763;width:1620;height:1800;visibility:visible;mso-wrap-style:square;v-text-anchor:middle" o:gfxdata="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" fillcolor="#c9c9c9 [1942]" stroked="f" strokeweight="6pt"/>
+                <v:rect id="矩形 9" o:spid="_x0000_s1029" style="position:absolute;left:6072;top:2949;width:1620;height:1800;visibility:visible;mso-wrap-style:square;v-text-anchor:middle" o:gfxdata="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" fillcolor="#ffd966 [1943]" stroked="f" strokeweight="6pt"/>
+              </v:group>
+            </w:pict>
+          </mc:Fallback>
+        </mc:AlternateContent>
+      </w:r>
+    </w:p>
+    <w:p>
+      <w:r>
+        <w:rPr>
+          <w:noProof/>
+        </w:rPr>
+        <mc:AlternateContent>
+          <mc:Choice Requires="wps">
+            <w:drawing>
+              <wp:anchor distT="0" distB="0" distL="114300" distR="114300" simplePos="0" relativeHeight="251663360" behindDoc="0" locked="0" layoutInCell="1" allowOverlap="1" wp14:anchorId="4A78EECE" wp14:editId="1C6E3306">
+                <wp:simplePos x="0" y="0"/>
+                <wp:positionH relativeFrom="column">
+                  <wp:posOffset>1237861</wp:posOffset>
+                </wp:positionH>
+                <wp:positionV relativeFrom="paragraph">
+                  <wp:posOffset>79310</wp:posOffset>
+                </wp:positionV>
+                <wp:extent cx="517849" cy="528695"/>
+                <wp:effectExtent l="0" t="0" r="0" b="5080"/>
+                <wp:wrapNone/>
+                <wp:docPr id="15" name="矩形 15"/>
+                <wp:cNvGraphicFramePr/>
+                <a:graphic xmlns:a="http://schemas.openxmlformats.org/drawingml/2006/main">
+                  <a:graphicData uri="http://schemas.microsoft.com/office/word/2010/wordprocessingShape">
+                    <wps:wsp>
+                      <wps:cNvSpPr/>
+                      <wps:spPr>
+                        <a:xfrm>
+                          <a:off x="0" y="0"/>
+                          <a:ext cx="517849" cy="528695"/>
+                        </a:xfrm>
+                        <a:prstGeom prst="rect">
+                          <a:avLst/>
+                        </a:prstGeom>
+                        <a:solidFill>
+                          <a:schemeClr val="tx1">
+                            <a:alpha val="61000"/>
+                          </a:schemeClr>
+                        </a:solidFill>
+                        <a:ln>
+                          <a:noFill/>
+                        </a:ln>
+                      </wps:spPr>
+                      <wps:style>
+                        <a:lnRef idx="2">
+                          <a:schemeClr val="accent1">
+                            <a:shade val="50000"/>
+                          </a:schemeClr>
+                        </a:lnRef>
+                        <a:fillRef idx="1">
+                          <a:schemeClr val="accent1"/>
+                        </a:fillRef>
+                        <a:effectRef idx="0">
+                          <a:schemeClr val="accent1"/>
+                        </a:effectRef>
+                        <a:fontRef idx="minor">
+                          <a:schemeClr val="lt1"/>
+                        </a:fontRef>
+                      </wps:style>
+                      <wps:bodyPr rot="0" spcFirstLastPara="0" vertOverflow="overflow" horzOverflow="overflow" vert="horz" wrap="square" lIns="91440" tIns="45720" rIns="91440" bIns="45720" numCol="1" spcCol="0" rtlCol="0" fromWordArt="0" anchor="ctr" anchorCtr="0" forceAA="0" compatLnSpc="1">
+                        <a:prstTxWarp prst="textNoShape">
+                          <a:avLst/>
+                        </a:prstTxWarp>
+                        <a:noAutofit/>
+                      </wps:bodyPr>
+                    </wps:wsp>
+                  </a:graphicData>
+                </a:graphic>
+                <wp14:sizeRelH relativeFrom="margin">
+                  <wp14:pctWidth>0</wp14:pctWidth>
+                </wp14:sizeRelH>
+                <wp14:sizeRelV relativeFrom="margin">
+                  <wp14:pctHeight>0</wp14:pctHeight>
+                </wp14:sizeRelV>
+              </wp:anchor>
+            </w:drawing>
+          </mc:Choice>
+          <mc:Fallback>
+            <w:pict>
+              <v:rect w14:anchorId="1A4A185C" id="矩形 15" o:spid="_x0000_s1026" style="position:absolute;margin-left:97.45pt;margin-top:6.25pt;width:40.8pt;height:41.65pt;z-index:251663360;visibility:visible;mso-wrap-style:square;mso-width-percent:0;mso-height-percent:0;mso-wrap-distance-left:9pt;mso-wrap-distance-top:0;mso-wrap-distance-right:9pt;mso-wrap-distance-bottom:0;mso-position-horizontal:absolute;mso-position-horizontal-relative:text;mso-position-vertical:absolute;mso-position-vertical-relative:text;mso-width-percent:0;mso-height-percent:0;mso-width-relative:margin;mso-height-relative:margin;v-text-anchor:middle" o:gfxdata="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" fillcolor="black [3213]" stroked="f" strokeweight="1pt">
+                <v:fill opacity="40092f"/>
+              </v:rect>
+            </w:pict>
+          </mc:Fallback>
+        </mc:AlternateContent>
+      </w:r>
+    </w:p>
+    <w:p>
+      <w:bookmarkStart w:id="0" w:name="_GoBack"/>
       <w:bookmarkEnd w:id="0"/>
     </w:p>
+    <w:p/>
+    <w:p/>
     <w:tbl>
       <w:tblPr>
         <w:tblStyle w:val="a3"/>

--- a/BlocklyDuino/_Project/CoinSelect/data/硬幣大小.docx
+++ b/BlocklyDuino/_Project/CoinSelect/data/硬幣大小.docx
@@ -10,235 +10,13 @@
         <mc:AlternateContent>
           <mc:Choice Requires="wpg">
             <w:drawing>
-              <wp:anchor distT="0" distB="0" distL="114300" distR="114300" simplePos="0" relativeHeight="251660288" behindDoc="0" locked="0" layoutInCell="1" allowOverlap="1">
+              <wp:anchor distT="0" distB="0" distL="114300" distR="114300" simplePos="0" relativeHeight="251657216" behindDoc="0" locked="0" layoutInCell="1" allowOverlap="1" wp14:anchorId="2E462302" wp14:editId="53B9DF10">
                 <wp:simplePos x="0" y="0"/>
                 <wp:positionH relativeFrom="column">
-                  <wp:posOffset>1054359</wp:posOffset>
+                  <wp:posOffset>1471295</wp:posOffset>
                 </wp:positionH>
                 <wp:positionV relativeFrom="paragraph">
-                  <wp:posOffset>-169288</wp:posOffset>
-                </wp:positionV>
-                <wp:extent cx="1007745" cy="1007110"/>
-                <wp:effectExtent l="0" t="0" r="1905" b="2540"/>
-                <wp:wrapNone/>
-                <wp:docPr id="16" name="群組 16"/>
-                <wp:cNvGraphicFramePr/>
-                <a:graphic xmlns:a="http://schemas.openxmlformats.org/drawingml/2006/main">
-                  <a:graphicData uri="http://schemas.microsoft.com/office/word/2010/wordprocessingGroup">
-                    <wpg:wgp>
-                      <wpg:cNvGrpSpPr/>
-                      <wpg:grpSpPr>
-                        <a:xfrm>
-                          <a:off x="0" y="0"/>
-                          <a:ext cx="1007745" cy="1007110"/>
-                          <a:chOff x="190518" y="427080"/>
-                          <a:chExt cx="1008000" cy="1008000"/>
-                        </a:xfrm>
-                      </wpg:grpSpPr>
-                      <wps:wsp>
-                        <wps:cNvPr id="17" name="橢圓 17"/>
-                        <wps:cNvSpPr/>
-                        <wps:spPr>
-                          <a:xfrm>
-                            <a:off x="190518" y="427080"/>
-                            <a:ext cx="1008000" cy="1008000"/>
-                          </a:xfrm>
-                          <a:prstGeom prst="ellipse">
-                            <a:avLst/>
-                          </a:prstGeom>
-                          <a:solidFill>
-                            <a:srgbClr val="7030A0"/>
-                          </a:solidFill>
-                          <a:ln w="3175">
-                            <a:noFill/>
-                          </a:ln>
-                        </wps:spPr>
-                        <wps:style>
-                          <a:lnRef idx="2">
-                            <a:schemeClr val="accent1">
-                              <a:shade val="50000"/>
-                            </a:schemeClr>
-                          </a:lnRef>
-                          <a:fillRef idx="1">
-                            <a:schemeClr val="accent1"/>
-                          </a:fillRef>
-                          <a:effectRef idx="0">
-                            <a:schemeClr val="accent1"/>
-                          </a:effectRef>
-                          <a:fontRef idx="minor">
-                            <a:schemeClr val="lt1"/>
-                          </a:fontRef>
-                        </wps:style>
-                        <wps:bodyPr rot="0" spcFirstLastPara="0" vert="horz" wrap="square" lIns="91440" tIns="45720" rIns="91440" bIns="45720" numCol="1" spcCol="0" rtlCol="0" fromWordArt="0" anchor="ctr" anchorCtr="0" forceAA="0" compatLnSpc="1">
-                          <a:prstTxWarp prst="textNoShape">
-                            <a:avLst/>
-                          </a:prstTxWarp>
-                          <a:noAutofit/>
-                        </wps:bodyPr>
-                      </wps:wsp>
-                      <wps:wsp>
-                        <wps:cNvPr id="18" name="橢圓 18"/>
-                        <wps:cNvSpPr/>
-                        <wps:spPr>
-                          <a:xfrm>
-                            <a:off x="226389" y="499080"/>
-                            <a:ext cx="936000" cy="936000"/>
-                          </a:xfrm>
-                          <a:prstGeom prst="ellipse">
-                            <a:avLst/>
-                          </a:prstGeom>
-                          <a:solidFill>
-                            <a:srgbClr val="92D050"/>
-                          </a:solidFill>
-                          <a:ln w="3175">
-                            <a:noFill/>
-                          </a:ln>
-                        </wps:spPr>
-                        <wps:style>
-                          <a:lnRef idx="2">
-                            <a:schemeClr val="accent1">
-                              <a:shade val="50000"/>
-                            </a:schemeClr>
-                          </a:lnRef>
-                          <a:fillRef idx="1">
-                            <a:schemeClr val="accent1"/>
-                          </a:fillRef>
-                          <a:effectRef idx="0">
-                            <a:schemeClr val="accent1"/>
-                          </a:effectRef>
-                          <a:fontRef idx="minor">
-                            <a:schemeClr val="lt1"/>
-                          </a:fontRef>
-                        </wps:style>
-                        <wps:bodyPr rot="0" spcFirstLastPara="0" vertOverflow="overflow" horzOverflow="overflow" vert="horz" wrap="square" lIns="91440" tIns="45720" rIns="91440" bIns="45720" numCol="1" spcCol="0" rtlCol="0" fromWordArt="0" anchor="ctr" anchorCtr="0" forceAA="0" compatLnSpc="1">
-                          <a:prstTxWarp prst="textNoShape">
-                            <a:avLst/>
-                          </a:prstTxWarp>
-                          <a:noAutofit/>
-                        </wps:bodyPr>
-                      </wps:wsp>
-                      <wps:wsp>
-                        <wps:cNvPr id="19" name="橢圓 19"/>
-                        <wps:cNvSpPr/>
-                        <wps:spPr>
-                          <a:xfrm>
-                            <a:off x="298679" y="642995"/>
-                            <a:ext cx="792000" cy="792000"/>
-                          </a:xfrm>
-                          <a:prstGeom prst="ellipse">
-                            <a:avLst/>
-                          </a:prstGeom>
-                          <a:solidFill>
-                            <a:srgbClr val="00B0F0"/>
-                          </a:solidFill>
-                          <a:ln w="3175">
-                            <a:noFill/>
-                          </a:ln>
-                        </wps:spPr>
-                        <wps:style>
-                          <a:lnRef idx="2">
-                            <a:schemeClr val="accent1">
-                              <a:shade val="50000"/>
-                            </a:schemeClr>
-                          </a:lnRef>
-                          <a:fillRef idx="1">
-                            <a:schemeClr val="accent1"/>
-                          </a:fillRef>
-                          <a:effectRef idx="0">
-                            <a:schemeClr val="accent1"/>
-                          </a:effectRef>
-                          <a:fontRef idx="minor">
-                            <a:schemeClr val="lt1"/>
-                          </a:fontRef>
-                        </wps:style>
-                        <wps:bodyPr rot="0" spcFirstLastPara="0" vert="horz" wrap="square" lIns="91440" tIns="45720" rIns="91440" bIns="45720" numCol="1" spcCol="0" rtlCol="0" fromWordArt="0" anchor="ctr" anchorCtr="0" forceAA="0" compatLnSpc="1">
-                          <a:prstTxWarp prst="textNoShape">
-                            <a:avLst/>
-                          </a:prstTxWarp>
-                          <a:noAutofit/>
-                        </wps:bodyPr>
-                      </wps:wsp>
-                      <wps:wsp>
-                        <wps:cNvPr id="20" name="橢圓 20"/>
-                        <wps:cNvSpPr/>
-                        <wps:spPr>
-                          <a:xfrm>
-                            <a:off x="334801" y="714995"/>
-                            <a:ext cx="720000" cy="720000"/>
-                          </a:xfrm>
-                          <a:prstGeom prst="ellipse">
-                            <a:avLst/>
-                          </a:prstGeom>
-                          <a:solidFill>
-                            <a:srgbClr val="FFC000"/>
-                          </a:solidFill>
-                          <a:ln w="3175">
-                            <a:noFill/>
-                          </a:ln>
-                        </wps:spPr>
-                        <wps:style>
-                          <a:lnRef idx="2">
-                            <a:schemeClr val="accent1">
-                              <a:shade val="50000"/>
-                            </a:schemeClr>
-                          </a:lnRef>
-                          <a:fillRef idx="1">
-                            <a:schemeClr val="accent1"/>
-                          </a:fillRef>
-                          <a:effectRef idx="0">
-                            <a:schemeClr val="accent1"/>
-                          </a:effectRef>
-                          <a:fontRef idx="minor">
-                            <a:schemeClr val="lt1"/>
-                          </a:fontRef>
-                        </wps:style>
-                        <wps:bodyPr rot="0" spcFirstLastPara="0" vert="horz" wrap="square" lIns="91440" tIns="45720" rIns="91440" bIns="45720" numCol="1" spcCol="0" rtlCol="0" fromWordArt="0" anchor="ctr" anchorCtr="0" forceAA="0" compatLnSpc="1">
-                          <a:prstTxWarp prst="textNoShape">
-                            <a:avLst/>
-                          </a:prstTxWarp>
-                          <a:noAutofit/>
-                        </wps:bodyPr>
-                      </wps:wsp>
-                    </wpg:wgp>
-                  </a:graphicData>
-                </a:graphic>
-              </wp:anchor>
-            </w:drawing>
-          </mc:Choice>
-          <mc:Fallback>
-            <w:pict>
-              <v:group w14:anchorId="4ABB115D" id="群組 16" o:spid="_x0000_s1026" style="position:absolute;margin-left:83pt;margin-top:-13.35pt;width:79.35pt;height:79.3pt;z-index:251660288" coordorigin="1905,4270" coordsize="10080,10080" o:gfxdata="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">
-                <v:oval id="橢圓 17" o:spid="_x0000_s1027" style="position:absolute;left:1905;top:4270;width:10080;height:10080;visibility:visible;mso-wrap-style:square;v-text-anchor:middle" o:gfxdata="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" fillcolor="#7030a0" stroked="f" strokeweight=".25pt">
-                  <v:stroke joinstyle="miter"/>
-                </v:oval>
-                <v:oval id="橢圓 18" o:spid="_x0000_s1028" style="position:absolute;left:2263;top:4990;width:9360;height:9360;visibility:visible;mso-wrap-style:square;v-text-anchor:middle" o:gfxdata="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" fillcolor="#92d050" stroked="f" strokeweight=".25pt">
-                  <v:stroke joinstyle="miter"/>
-                </v:oval>
-                <v:oval id="橢圓 19" o:spid="_x0000_s1029" style="position:absolute;left:2986;top:6429;width:7920;height:7920;visibility:visible;mso-wrap-style:square;v-text-anchor:middle" o:gfxdata="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" fillcolor="#00b0f0" stroked="f" strokeweight=".25pt">
-                  <v:stroke joinstyle="miter"/>
-                </v:oval>
-                <v:oval id="橢圓 20" o:spid="_x0000_s1030" style="position:absolute;left:3348;top:7149;width:7200;height:7200;visibility:visible;mso-wrap-style:square;v-text-anchor:middle" o:gfxdata="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" fillcolor="#ffc000" stroked="f" strokeweight=".25pt">
-                  <v:stroke joinstyle="miter"/>
-                </v:oval>
-              </v:group>
-            </w:pict>
-          </mc:Fallback>
-        </mc:AlternateContent>
-      </w:r>
-      <w:r>
-        <w:rPr>
-          <w:noProof/>
-        </w:rPr>
-        <mc:AlternateContent>
-          <mc:Choice Requires="wpg">
-            <w:drawing>
-              <wp:anchor distT="0" distB="0" distL="114300" distR="114300" simplePos="0" relativeHeight="251661312" behindDoc="0" locked="0" layoutInCell="1" allowOverlap="1">
-                <wp:simplePos x="0" y="0"/>
-                <wp:positionH relativeFrom="column">
-                  <wp:posOffset>1478031</wp:posOffset>
-                </wp:positionH>
-                <wp:positionV relativeFrom="paragraph">
-                  <wp:posOffset>-234820</wp:posOffset>
+                  <wp:posOffset>-163982</wp:posOffset>
                 </wp:positionV>
                 <wp:extent cx="161925" cy="542925"/>
                 <wp:effectExtent l="0" t="0" r="9525" b="9525"/>
@@ -389,16 +167,444 @@
                     </wpg:wgp>
                   </a:graphicData>
                 </a:graphic>
+                <wp14:sizeRelH relativeFrom="margin">
+                  <wp14:pctWidth>0</wp14:pctWidth>
+                </wp14:sizeRelH>
               </wp:anchor>
             </w:drawing>
           </mc:Choice>
           <mc:Fallback>
             <w:pict>
-              <v:group w14:anchorId="3CC030B3" id="群組 6" o:spid="_x0000_s1026" style="position:absolute;margin-left:116.4pt;margin-top:-18.5pt;width:12.75pt;height:42.75pt;z-index:251661312" coordorigin="6072,2949" coordsize="1620,5431" o:gfxdata="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">
+              <v:group w14:anchorId="7D1E9B20" id="群組 6" o:spid="_x0000_s1026" style="position:absolute;margin-left:115.85pt;margin-top:-12.9pt;width:12.75pt;height:42.75pt;z-index:251657216;mso-width-relative:margin" coordorigin="6072,2949" coordsize="1620,5431" o:gfxdata="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">
                 <v:rect id="矩形 7" o:spid="_x0000_s1027" style="position:absolute;left:6072;top:6580;width:1620;height:1800;visibility:visible;mso-wrap-style:square;v-text-anchor:middle" o:gfxdata="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" fillcolor="red" stroked="f" strokeweight="6pt"/>
                 <v:rect id="矩形 8" o:spid="_x0000_s1028" style="position:absolute;left:6072;top:4763;width:1620;height:1800;visibility:visible;mso-wrap-style:square;v-text-anchor:middle" o:gfxdata="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" fillcolor="#c9c9c9 [1942]" stroked="f" strokeweight="6pt"/>
                 <v:rect id="矩形 9" o:spid="_x0000_s1029" style="position:absolute;left:6072;top:2949;width:1620;height:1800;visibility:visible;mso-wrap-style:square;v-text-anchor:middle" o:gfxdata="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" fillcolor="#ffd966 [1943]" stroked="f" strokeweight="6pt"/>
               </v:group>
+            </w:pict>
+          </mc:Fallback>
+        </mc:AlternateContent>
+      </w:r>
+      <w:r>
+        <w:rPr>
+          <w:noProof/>
+        </w:rPr>
+        <mc:AlternateContent>
+          <mc:Choice Requires="wpg">
+            <w:drawing>
+              <wp:anchor distT="0" distB="0" distL="114300" distR="114300" simplePos="0" relativeHeight="251656192" behindDoc="0" locked="0" layoutInCell="1" allowOverlap="1" wp14:anchorId="1CAF52C3" wp14:editId="0D06D68A">
+                <wp:simplePos x="0" y="0"/>
+                <wp:positionH relativeFrom="column">
+                  <wp:posOffset>1055218</wp:posOffset>
+                </wp:positionH>
+                <wp:positionV relativeFrom="paragraph">
+                  <wp:posOffset>-168250</wp:posOffset>
+                </wp:positionV>
+                <wp:extent cx="1008915" cy="1008326"/>
+                <wp:effectExtent l="0" t="0" r="1270" b="1905"/>
+                <wp:wrapNone/>
+                <wp:docPr id="24" name="群組 24"/>
+                <wp:cNvGraphicFramePr/>
+                <a:graphic xmlns:a="http://schemas.openxmlformats.org/drawingml/2006/main">
+                  <a:graphicData uri="http://schemas.microsoft.com/office/word/2010/wordprocessingGroup">
+                    <wpg:wgp>
+                      <wpg:cNvGrpSpPr/>
+                      <wpg:grpSpPr>
+                        <a:xfrm>
+                          <a:off x="0" y="0"/>
+                          <a:ext cx="1008915" cy="1008326"/>
+                          <a:chOff x="0" y="0"/>
+                          <a:chExt cx="1008915" cy="1008326"/>
+                        </a:xfrm>
+                      </wpg:grpSpPr>
+                      <wps:wsp>
+                        <wps:cNvPr id="17" name="橢圓 17"/>
+                        <wps:cNvSpPr/>
+                        <wps:spPr>
+                          <a:xfrm>
+                            <a:off x="0" y="0"/>
+                            <a:ext cx="1007745" cy="1007110"/>
+                          </a:xfrm>
+                          <a:prstGeom prst="ellipse">
+                            <a:avLst/>
+                          </a:prstGeom>
+                          <a:solidFill>
+                            <a:srgbClr val="7030A0"/>
+                          </a:solidFill>
+                          <a:ln w="3175">
+                            <a:noFill/>
+                          </a:ln>
+                        </wps:spPr>
+                        <wps:style>
+                          <a:lnRef idx="2">
+                            <a:schemeClr val="accent1">
+                              <a:shade val="50000"/>
+                            </a:schemeClr>
+                          </a:lnRef>
+                          <a:fillRef idx="1">
+                            <a:schemeClr val="accent1"/>
+                          </a:fillRef>
+                          <a:effectRef idx="0">
+                            <a:schemeClr val="accent1"/>
+                          </a:effectRef>
+                          <a:fontRef idx="minor">
+                            <a:schemeClr val="lt1"/>
+                          </a:fontRef>
+                        </wps:style>
+                        <wps:bodyPr rot="0" spcFirstLastPara="0" vert="horz" wrap="square" lIns="91440" tIns="45720" rIns="91440" bIns="45720" numCol="1" spcCol="0" rtlCol="0" fromWordArt="0" anchor="ctr" anchorCtr="0" forceAA="0" compatLnSpc="1">
+                          <a:prstTxWarp prst="textNoShape">
+                            <a:avLst/>
+                          </a:prstTxWarp>
+                          <a:noAutofit/>
+                        </wps:bodyPr>
+                      </wps:wsp>
+                      <wps:wsp>
+                        <wps:cNvPr id="18" name="橢圓 18"/>
+                        <wps:cNvSpPr/>
+                        <wps:spPr>
+                          <a:xfrm>
+                            <a:off x="73152" y="73152"/>
+                            <a:ext cx="935763" cy="935174"/>
+                          </a:xfrm>
+                          <a:prstGeom prst="ellipse">
+                            <a:avLst/>
+                          </a:prstGeom>
+                          <a:solidFill>
+                            <a:srgbClr val="92D050"/>
+                          </a:solidFill>
+                          <a:ln w="3175">
+                            <a:noFill/>
+                          </a:ln>
+                        </wps:spPr>
+                        <wps:style>
+                          <a:lnRef idx="2">
+                            <a:schemeClr val="accent1">
+                              <a:shade val="50000"/>
+                            </a:schemeClr>
+                          </a:lnRef>
+                          <a:fillRef idx="1">
+                            <a:schemeClr val="accent1"/>
+                          </a:fillRef>
+                          <a:effectRef idx="0">
+                            <a:schemeClr val="accent1"/>
+                          </a:effectRef>
+                          <a:fontRef idx="minor">
+                            <a:schemeClr val="lt1"/>
+                          </a:fontRef>
+                        </wps:style>
+                        <wps:bodyPr rot="0" spcFirstLastPara="0" vertOverflow="overflow" horzOverflow="overflow" vert="horz" wrap="square" lIns="91440" tIns="45720" rIns="91440" bIns="45720" numCol="1" spcCol="0" rtlCol="0" fromWordArt="0" anchor="ctr" anchorCtr="0" forceAA="0" compatLnSpc="1">
+                          <a:prstTxWarp prst="textNoShape">
+                            <a:avLst/>
+                          </a:prstTxWarp>
+                          <a:noAutofit/>
+                        </wps:bodyPr>
+                      </wps:wsp>
+                      <wps:wsp>
+                        <wps:cNvPr id="19" name="橢圓 19"/>
+                        <wps:cNvSpPr/>
+                        <wps:spPr>
+                          <a:xfrm>
+                            <a:off x="215798" y="215799"/>
+                            <a:ext cx="791800" cy="791301"/>
+                          </a:xfrm>
+                          <a:prstGeom prst="ellipse">
+                            <a:avLst/>
+                          </a:prstGeom>
+                          <a:solidFill>
+                            <a:srgbClr val="00B0F0"/>
+                          </a:solidFill>
+                          <a:ln w="3175">
+                            <a:noFill/>
+                          </a:ln>
+                        </wps:spPr>
+                        <wps:style>
+                          <a:lnRef idx="2">
+                            <a:schemeClr val="accent1">
+                              <a:shade val="50000"/>
+                            </a:schemeClr>
+                          </a:lnRef>
+                          <a:fillRef idx="1">
+                            <a:schemeClr val="accent1"/>
+                          </a:fillRef>
+                          <a:effectRef idx="0">
+                            <a:schemeClr val="accent1"/>
+                          </a:effectRef>
+                          <a:fontRef idx="minor">
+                            <a:schemeClr val="lt1"/>
+                          </a:fontRef>
+                        </wps:style>
+                        <wps:bodyPr rot="0" spcFirstLastPara="0" vert="horz" wrap="square" lIns="91440" tIns="45720" rIns="91440" bIns="45720" numCol="1" spcCol="0" rtlCol="0" fromWordArt="0" anchor="ctr" anchorCtr="0" forceAA="0" compatLnSpc="1">
+                          <a:prstTxWarp prst="textNoShape">
+                            <a:avLst/>
+                          </a:prstTxWarp>
+                          <a:noAutofit/>
+                        </wps:bodyPr>
+                      </wps:wsp>
+                      <wps:wsp>
+                        <wps:cNvPr id="20" name="橢圓 20"/>
+                        <wps:cNvSpPr/>
+                        <wps:spPr>
+                          <a:xfrm>
+                            <a:off x="288950" y="288951"/>
+                            <a:ext cx="719818" cy="719364"/>
+                          </a:xfrm>
+                          <a:prstGeom prst="ellipse">
+                            <a:avLst/>
+                          </a:prstGeom>
+                          <a:solidFill>
+                            <a:srgbClr val="FFC000"/>
+                          </a:solidFill>
+                          <a:ln w="3175">
+                            <a:noFill/>
+                          </a:ln>
+                        </wps:spPr>
+                        <wps:style>
+                          <a:lnRef idx="2">
+                            <a:schemeClr val="accent1">
+                              <a:shade val="50000"/>
+                            </a:schemeClr>
+                          </a:lnRef>
+                          <a:fillRef idx="1">
+                            <a:schemeClr val="accent1"/>
+                          </a:fillRef>
+                          <a:effectRef idx="0">
+                            <a:schemeClr val="accent1"/>
+                          </a:effectRef>
+                          <a:fontRef idx="minor">
+                            <a:schemeClr val="lt1"/>
+                          </a:fontRef>
+                        </wps:style>
+                        <wps:bodyPr rot="0" spcFirstLastPara="0" vert="horz" wrap="square" lIns="91440" tIns="45720" rIns="91440" bIns="45720" numCol="1" spcCol="0" rtlCol="0" fromWordArt="0" anchor="ctr" anchorCtr="0" forceAA="0" compatLnSpc="1">
+                          <a:prstTxWarp prst="textNoShape">
+                            <a:avLst/>
+                          </a:prstTxWarp>
+                          <a:noAutofit/>
+                        </wps:bodyPr>
+                      </wps:wsp>
+                    </wpg:wgp>
+                  </a:graphicData>
+                </a:graphic>
+              </wp:anchor>
+            </w:drawing>
+          </mc:Choice>
+          <mc:Fallback>
+            <w:pict>
+              <v:group w14:anchorId="256045EC" id="群組 24" o:spid="_x0000_s1026" style="position:absolute;margin-left:83.1pt;margin-top:-13.25pt;width:79.45pt;height:79.4pt;z-index:251656192" coordsize="10089,10083" o:gfxdata="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">
+                <v:oval id="橢圓 17" o:spid="_x0000_s1027" style="position:absolute;width:10077;height:10071;visibility:visible;mso-wrap-style:square;v-text-anchor:middle" o:gfxdata="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" fillcolor="#7030a0" stroked="f" strokeweight=".25pt">
+                  <v:stroke joinstyle="miter"/>
+                </v:oval>
+                <v:oval id="橢圓 18" o:spid="_x0000_s1028" style="position:absolute;left:731;top:731;width:9358;height:9352;visibility:visible;mso-wrap-style:square;v-text-anchor:middle" o:gfxdata="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" fillcolor="#92d050" stroked="f" strokeweight=".25pt">
+                  <v:stroke joinstyle="miter"/>
+                </v:oval>
+                <v:oval id="橢圓 19" o:spid="_x0000_s1029" style="position:absolute;left:2157;top:2157;width:7918;height:7914;visibility:visible;mso-wrap-style:square;v-text-anchor:middle" o:gfxdata="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" fillcolor="#00b0f0" stroked="f" strokeweight=".25pt">
+                  <v:stroke joinstyle="miter"/>
+                </v:oval>
+                <v:oval id="橢圓 20" o:spid="_x0000_s1030" style="position:absolute;left:2889;top:2889;width:7198;height:7194;visibility:visible;mso-wrap-style:square;v-text-anchor:middle" o:gfxdata="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" fillcolor="#ffc000" stroked="f" strokeweight=".25pt">
+                  <v:stroke joinstyle="miter"/>
+                </v:oval>
+              </v:group>
+            </w:pict>
+          </mc:Fallback>
+        </mc:AlternateContent>
+      </w:r>
+    </w:p>
+    <w:p>
+      <w:r>
+        <w:rPr>
+          <w:noProof/>
+        </w:rPr>
+        <mc:AlternateContent>
+          <mc:Choice Requires="wpg">
+            <w:drawing>
+              <wp:anchor distT="0" distB="0" distL="114300" distR="114300" simplePos="0" relativeHeight="251686912" behindDoc="0" locked="0" layoutInCell="1" allowOverlap="1">
+                <wp:simplePos x="0" y="0"/>
+                <wp:positionH relativeFrom="column">
+                  <wp:posOffset>2063750</wp:posOffset>
+                </wp:positionH>
+                <wp:positionV relativeFrom="paragraph">
+                  <wp:posOffset>87117</wp:posOffset>
+                </wp:positionV>
+                <wp:extent cx="110260" cy="215900"/>
+                <wp:effectExtent l="0" t="0" r="4445" b="0"/>
+                <wp:wrapNone/>
+                <wp:docPr id="16" name="群組 16"/>
+                <wp:cNvGraphicFramePr/>
+                <a:graphic xmlns:a="http://schemas.openxmlformats.org/drawingml/2006/main">
+                  <a:graphicData uri="http://schemas.microsoft.com/office/word/2010/wordprocessingGroup">
+                    <wpg:wgp>
+                      <wpg:cNvGrpSpPr/>
+                      <wpg:grpSpPr>
+                        <a:xfrm>
+                          <a:off x="0" y="0"/>
+                          <a:ext cx="110260" cy="215900"/>
+                          <a:chOff x="0" y="0"/>
+                          <a:chExt cx="110260" cy="215900"/>
+                        </a:xfrm>
+                      </wpg:grpSpPr>
+                      <wps:wsp>
+                        <wps:cNvPr id="23" name="矩形 23"/>
+                        <wps:cNvSpPr/>
+                        <wps:spPr>
+                          <a:xfrm rot="5400000">
+                            <a:off x="-53950" y="53950"/>
+                            <a:ext cx="215900" cy="108000"/>
+                          </a:xfrm>
+                          <a:prstGeom prst="rect">
+                            <a:avLst/>
+                          </a:prstGeom>
+                          <a:ln>
+                            <a:noFill/>
+                          </a:ln>
+                        </wps:spPr>
+                        <wps:style>
+                          <a:lnRef idx="2">
+                            <a:schemeClr val="accent1">
+                              <a:shade val="50000"/>
+                            </a:schemeClr>
+                          </a:lnRef>
+                          <a:fillRef idx="1">
+                            <a:schemeClr val="accent1"/>
+                          </a:fillRef>
+                          <a:effectRef idx="0">
+                            <a:schemeClr val="accent1"/>
+                          </a:effectRef>
+                          <a:fontRef idx="minor">
+                            <a:schemeClr val="lt1"/>
+                          </a:fontRef>
+                        </wps:style>
+                        <wps:bodyPr rot="0" spcFirstLastPara="0" vertOverflow="overflow" horzOverflow="overflow" vert="horz" wrap="square" lIns="91440" tIns="45720" rIns="91440" bIns="45720" numCol="1" spcCol="0" rtlCol="0" fromWordArt="0" anchor="ctr" anchorCtr="0" forceAA="0" compatLnSpc="1">
+                          <a:prstTxWarp prst="textNoShape">
+                            <a:avLst/>
+                          </a:prstTxWarp>
+                          <a:noAutofit/>
+                        </wps:bodyPr>
+                      </wps:wsp>
+                      <wps:wsp>
+                        <wps:cNvPr id="14" name="矩形 14"/>
+                        <wps:cNvSpPr/>
+                        <wps:spPr>
+                          <a:xfrm rot="5400000">
+                            <a:off x="5860" y="52936"/>
+                            <a:ext cx="100800" cy="108000"/>
+                          </a:xfrm>
+                          <a:prstGeom prst="rect">
+                            <a:avLst/>
+                          </a:prstGeom>
+                          <a:solidFill>
+                            <a:schemeClr val="accent2"/>
+                          </a:solidFill>
+                          <a:ln>
+                            <a:noFill/>
+                          </a:ln>
+                        </wps:spPr>
+                        <wps:style>
+                          <a:lnRef idx="2">
+                            <a:schemeClr val="accent1">
+                              <a:shade val="50000"/>
+                            </a:schemeClr>
+                          </a:lnRef>
+                          <a:fillRef idx="1">
+                            <a:schemeClr val="accent1"/>
+                          </a:fillRef>
+                          <a:effectRef idx="0">
+                            <a:schemeClr val="accent1"/>
+                          </a:effectRef>
+                          <a:fontRef idx="minor">
+                            <a:schemeClr val="lt1"/>
+                          </a:fontRef>
+                        </wps:style>
+                        <wps:bodyPr rot="0" spcFirstLastPara="0" vertOverflow="overflow" horzOverflow="overflow" vert="horz" wrap="square" lIns="91440" tIns="45720" rIns="91440" bIns="45720" numCol="1" spcCol="0" rtlCol="0" fromWordArt="0" anchor="ctr" anchorCtr="0" forceAA="0" compatLnSpc="1">
+                          <a:prstTxWarp prst="textNoShape">
+                            <a:avLst/>
+                          </a:prstTxWarp>
+                          <a:noAutofit/>
+                        </wps:bodyPr>
+                      </wps:wsp>
+                    </wpg:wgp>
+                  </a:graphicData>
+                </a:graphic>
+              </wp:anchor>
+            </w:drawing>
+          </mc:Choice>
+          <mc:Fallback>
+            <w:pict>
+              <v:group w14:anchorId="6B7C9D5E" id="群組 16" o:spid="_x0000_s1026" style="position:absolute;margin-left:162.5pt;margin-top:6.85pt;width:8.7pt;height:17pt;z-index:251686912" coordsize="110260,215900" o:gfxdata="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">
+                <v:rect id="矩形 23" o:spid="_x0000_s1027" style="position:absolute;left:-53950;top:53950;width:215900;height:108000;rotation:90;visibility:visible;mso-wrap-style:square;v-text-anchor:middle" o:gfxdata="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" fillcolor="#5b9bd5 [3204]" stroked="f" strokeweight="1pt"/>
+                <v:rect id="矩形 14" o:spid="_x0000_s1028" style="position:absolute;left:5860;top:52936;width:100800;height:108000;rotation:90;visibility:visible;mso-wrap-style:square;v-text-anchor:middle" o:gfxdata="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" fillcolor="#ed7d31 [3205]" stroked="f" strokeweight="1pt"/>
+              </v:group>
+            </w:pict>
+          </mc:Fallback>
+        </mc:AlternateContent>
+      </w:r>
+      <w:r>
+        <w:rPr>
+          <w:noProof/>
+        </w:rPr>
+        <mc:AlternateContent>
+          <mc:Choice Requires="wps">
+            <w:drawing>
+              <wp:anchor distT="0" distB="0" distL="114300" distR="114300" simplePos="0" relativeHeight="251671552" behindDoc="0" locked="0" layoutInCell="1" allowOverlap="1" wp14:anchorId="7AC7B2E8" wp14:editId="5A276198">
+                <wp:simplePos x="0" y="0"/>
+                <wp:positionH relativeFrom="column">
+                  <wp:posOffset>1473564</wp:posOffset>
+                </wp:positionH>
+                <wp:positionV relativeFrom="paragraph">
+                  <wp:posOffset>147955</wp:posOffset>
+                </wp:positionV>
+                <wp:extent cx="0" cy="463009"/>
+                <wp:effectExtent l="0" t="0" r="19050" b="32385"/>
+                <wp:wrapNone/>
+                <wp:docPr id="28" name="直線接點 28"/>
+                <wp:cNvGraphicFramePr/>
+                <a:graphic xmlns:a="http://schemas.openxmlformats.org/drawingml/2006/main">
+                  <a:graphicData uri="http://schemas.microsoft.com/office/word/2010/wordprocessingShape">
+                    <wps:wsp>
+                      <wps:cNvCnPr/>
+                      <wps:spPr>
+                        <a:xfrm flipH="1">
+                          <a:off x="0" y="0"/>
+                          <a:ext cx="0" cy="463009"/>
+                        </a:xfrm>
+                        <a:prstGeom prst="line">
+                          <a:avLst/>
+                        </a:prstGeom>
+                        <a:ln>
+                          <a:solidFill>
+                            <a:srgbClr val="FF0000"/>
+                          </a:solidFill>
+                        </a:ln>
+                      </wps:spPr>
+                      <wps:style>
+                        <a:lnRef idx="1">
+                          <a:schemeClr val="accent1"/>
+                        </a:lnRef>
+                        <a:fillRef idx="0">
+                          <a:schemeClr val="accent1"/>
+                        </a:fillRef>
+                        <a:effectRef idx="0">
+                          <a:schemeClr val="accent1"/>
+                        </a:effectRef>
+                        <a:fontRef idx="minor">
+                          <a:schemeClr val="tx1"/>
+                        </a:fontRef>
+                      </wps:style>
+                      <wps:bodyPr/>
+                    </wps:wsp>
+                  </a:graphicData>
+                </a:graphic>
+                <wp14:sizeRelH relativeFrom="margin">
+                  <wp14:pctWidth>0</wp14:pctWidth>
+                </wp14:sizeRelH>
+                <wp14:sizeRelV relativeFrom="margin">
+                  <wp14:pctHeight>0</wp14:pctHeight>
+                </wp14:sizeRelV>
+              </wp:anchor>
+            </w:drawing>
+          </mc:Choice>
+          <mc:Fallback>
+            <w:pict>
+              <v:line w14:anchorId="757818E3" id="直線接點 28" o:spid="_x0000_s1026" style="position:absolute;flip:x;z-index:251671552;visibility:visible;mso-wrap-style:square;mso-width-percent:0;mso-height-percent:0;mso-wrap-distance-left:9pt;mso-wrap-distance-top:0;mso-wrap-distance-right:9pt;mso-wrap-distance-bottom:0;mso-position-horizontal:absolute;mso-position-horizontal-relative:text;mso-position-vertical:absolute;mso-position-vertical-relative:text;mso-width-percent:0;mso-height-percent:0;mso-width-relative:margin;mso-height-relative:margin" from="116.05pt,11.65pt" to="116.05pt,48.1pt" o:gfxdata="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" strokecolor="red" strokeweight=".5pt">
+                <v:stroke joinstyle="miter"/>
+              </v:line>
             </w:pict>
           </mc:Fallback>
         </mc:AlternateContent>
@@ -412,34 +618,108 @@
         <mc:AlternateContent>
           <mc:Choice Requires="wps">
             <w:drawing>
-              <wp:anchor distT="0" distB="0" distL="114300" distR="114300" simplePos="0" relativeHeight="251663360" behindDoc="0" locked="0" layoutInCell="1" allowOverlap="1" wp14:anchorId="4A78EECE" wp14:editId="1C6E3306">
+              <wp:anchor distT="0" distB="0" distL="114300" distR="114300" simplePos="0" relativeHeight="251669504" behindDoc="0" locked="0" layoutInCell="1" allowOverlap="1" wp14:anchorId="33D7F30A" wp14:editId="7E9392E8">
                 <wp:simplePos x="0" y="0"/>
                 <wp:positionH relativeFrom="column">
-                  <wp:posOffset>1237861</wp:posOffset>
+                  <wp:posOffset>2061633</wp:posOffset>
                 </wp:positionH>
                 <wp:positionV relativeFrom="paragraph">
-                  <wp:posOffset>79310</wp:posOffset>
+                  <wp:posOffset>75142</wp:posOffset>
                 </wp:positionV>
-                <wp:extent cx="517849" cy="528695"/>
-                <wp:effectExtent l="0" t="0" r="0" b="5080"/>
+                <wp:extent cx="4762" cy="309456"/>
+                <wp:effectExtent l="0" t="0" r="33655" b="33655"/>
                 <wp:wrapNone/>
-                <wp:docPr id="15" name="矩形 15"/>
+                <wp:docPr id="26" name="直線接點 26"/>
+                <wp:cNvGraphicFramePr/>
+                <a:graphic xmlns:a="http://schemas.openxmlformats.org/drawingml/2006/main">
+                  <a:graphicData uri="http://schemas.microsoft.com/office/word/2010/wordprocessingShape">
+                    <wps:wsp>
+                      <wps:cNvCnPr/>
+                      <wps:spPr>
+                        <a:xfrm flipH="1">
+                          <a:off x="0" y="0"/>
+                          <a:ext cx="4762" cy="309456"/>
+                        </a:xfrm>
+                        <a:prstGeom prst="line">
+                          <a:avLst/>
+                        </a:prstGeom>
+                        <a:ln>
+                          <a:solidFill>
+                            <a:srgbClr val="FF0000"/>
+                          </a:solidFill>
+                        </a:ln>
+                      </wps:spPr>
+                      <wps:style>
+                        <a:lnRef idx="1">
+                          <a:schemeClr val="accent1"/>
+                        </a:lnRef>
+                        <a:fillRef idx="0">
+                          <a:schemeClr val="accent1"/>
+                        </a:fillRef>
+                        <a:effectRef idx="0">
+                          <a:schemeClr val="accent1"/>
+                        </a:effectRef>
+                        <a:fontRef idx="minor">
+                          <a:schemeClr val="tx1"/>
+                        </a:fontRef>
+                      </wps:style>
+                      <wps:bodyPr/>
+                    </wps:wsp>
+                  </a:graphicData>
+                </a:graphic>
+                <wp14:sizeRelH relativeFrom="margin">
+                  <wp14:pctWidth>0</wp14:pctWidth>
+                </wp14:sizeRelH>
+                <wp14:sizeRelV relativeFrom="margin">
+                  <wp14:pctHeight>0</wp14:pctHeight>
+                </wp14:sizeRelV>
+              </wp:anchor>
+            </w:drawing>
+          </mc:Choice>
+          <mc:Fallback>
+            <w:pict>
+              <v:line w14:anchorId="6E043CAC" id="直線接點 26" o:spid="_x0000_s1026" style="position:absolute;flip:x;z-index:251669504;visibility:visible;mso-wrap-style:square;mso-width-percent:0;mso-height-percent:0;mso-wrap-distance-left:9pt;mso-wrap-distance-top:0;mso-wrap-distance-right:9pt;mso-wrap-distance-bottom:0;mso-position-horizontal:absolute;mso-position-horizontal-relative:text;mso-position-vertical:absolute;mso-position-vertical-relative:text;mso-width-percent:0;mso-height-percent:0;mso-width-relative:margin;mso-height-relative:margin" from="162.35pt,5.9pt" to="162.7pt,30.25pt" o:gfxdata="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" strokecolor="red" strokeweight=".5pt">
+                <v:stroke joinstyle="miter"/>
+              </v:line>
+            </w:pict>
+          </mc:Fallback>
+        </mc:AlternateContent>
+      </w:r>
+      <w:r>
+        <w:rPr>
+          <w:noProof/>
+        </w:rPr>
+        <mc:AlternateContent>
+          <mc:Choice Requires="wps">
+            <w:drawing>
+              <wp:anchor distT="0" distB="0" distL="114300" distR="114300" simplePos="0" relativeHeight="251668480" behindDoc="0" locked="0" layoutInCell="1" allowOverlap="1" wp14:anchorId="6EB53FEA" wp14:editId="3A61E0CE">
+                <wp:simplePos x="0" y="0"/>
+                <wp:positionH relativeFrom="column">
+                  <wp:posOffset>1966119</wp:posOffset>
+                </wp:positionH>
+                <wp:positionV relativeFrom="paragraph">
+                  <wp:posOffset>175421</wp:posOffset>
+                </wp:positionV>
+                <wp:extent cx="308503" cy="107950"/>
+                <wp:effectExtent l="4763" t="0" r="1587" b="1588"/>
+                <wp:wrapNone/>
+                <wp:docPr id="27" name="矩形 27"/>
                 <wp:cNvGraphicFramePr/>
                 <a:graphic xmlns:a="http://schemas.openxmlformats.org/drawingml/2006/main">
                   <a:graphicData uri="http://schemas.microsoft.com/office/word/2010/wordprocessingShape">
                     <wps:wsp>
                       <wps:cNvSpPr/>
                       <wps:spPr>
-                        <a:xfrm>
+                        <a:xfrm rot="5400000">
                           <a:off x="0" y="0"/>
-                          <a:ext cx="517849" cy="528695"/>
+                          <a:ext cx="308503" cy="107950"/>
                         </a:xfrm>
                         <a:prstGeom prst="rect">
                           <a:avLst/>
                         </a:prstGeom>
                         <a:solidFill>
-                          <a:schemeClr val="tx1">
-                            <a:alpha val="61000"/>
+                          <a:schemeClr val="accent1">
+                            <a:lumMod val="50000"/>
                           </a:schemeClr>
                         </a:solidFill>
                         <a:ln>
@@ -482,20 +762,927 @@
           </mc:Choice>
           <mc:Fallback>
             <w:pict>
-              <v:rect w14:anchorId="1A4A185C" id="矩形 15" o:spid="_x0000_s1026" style="position:absolute;margin-left:97.45pt;margin-top:6.25pt;width:40.8pt;height:41.65pt;z-index:251663360;visibility:visible;mso-wrap-style:square;mso-width-percent:0;mso-height-percent:0;mso-wrap-distance-left:9pt;mso-wrap-distance-top:0;mso-wrap-distance-right:9pt;mso-wrap-distance-bottom:0;mso-position-horizontal:absolute;mso-position-horizontal-relative:text;mso-position-vertical:absolute;mso-position-vertical-relative:text;mso-width-percent:0;mso-height-percent:0;mso-width-relative:margin;mso-height-relative:margin;v-text-anchor:middle" o:gfxdata="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" fillcolor="black [3213]" stroked="f" strokeweight="1pt">
-                <v:fill opacity="40092f"/>
-              </v:rect>
+              <v:rect w14:anchorId="02E70CEF" id="矩形 27" o:spid="_x0000_s1026" style="position:absolute;margin-left:154.8pt;margin-top:13.8pt;width:24.3pt;height:8.5pt;rotation:90;z-index:251668480;visibility:visible;mso-wrap-style:square;mso-width-percent:0;mso-height-percent:0;mso-wrap-distance-left:9pt;mso-wrap-distance-top:0;mso-wrap-distance-right:9pt;mso-wrap-distance-bottom:0;mso-position-horizontal:absolute;mso-position-horizontal-relative:text;mso-position-vertical:absolute;mso-position-vertical-relative:text;mso-width-percent:0;mso-height-percent:0;mso-width-relative:margin;mso-height-relative:margin;v-text-anchor:middle" o:gfxdata="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" fillcolor="#1f4d78 [1604]" stroked="f" strokeweight="1pt"/>
+            </w:pict>
+          </mc:Fallback>
+        </mc:AlternateContent>
+      </w:r>
+      <w:r>
+        <w:rPr>
+          <w:noProof/>
+        </w:rPr>
+        <mc:AlternateContent>
+          <mc:Choice Requires="wps">
+            <w:drawing>
+              <wp:anchor distT="0" distB="0" distL="114300" distR="114300" simplePos="0" relativeHeight="251672576" behindDoc="0" locked="0" layoutInCell="1" allowOverlap="1" wp14:anchorId="1621595E" wp14:editId="186E2033">
+                <wp:simplePos x="0" y="0"/>
+                <wp:positionH relativeFrom="column">
+                  <wp:posOffset>2023110</wp:posOffset>
+                </wp:positionH>
+                <wp:positionV relativeFrom="paragraph">
+                  <wp:posOffset>164631</wp:posOffset>
+                </wp:positionV>
+                <wp:extent cx="125730" cy="103505"/>
+                <wp:effectExtent l="0" t="0" r="7620" b="0"/>
+                <wp:wrapNone/>
+                <wp:docPr id="30" name="文字方塊 30"/>
+                <wp:cNvGraphicFramePr/>
+                <a:graphic xmlns:a="http://schemas.openxmlformats.org/drawingml/2006/main">
+                  <a:graphicData uri="http://schemas.microsoft.com/office/word/2010/wordprocessingShape">
+                    <wps:wsp>
+                      <wps:cNvSpPr txBox="1"/>
+                      <wps:spPr>
+                        <a:xfrm>
+                          <a:off x="0" y="0"/>
+                          <a:ext cx="125730" cy="103505"/>
+                        </a:xfrm>
+                        <a:prstGeom prst="rect">
+                          <a:avLst/>
+                        </a:prstGeom>
+                        <a:solidFill>
+                          <a:schemeClr val="lt1"/>
+                        </a:solidFill>
+                        <a:ln w="6350">
+                          <a:noFill/>
+                        </a:ln>
+                      </wps:spPr>
+                      <wps:txbx>
+                        <w:txbxContent>
+                          <w:p>
+                            <w:pPr>
+                              <w:adjustRightInd w:val="0"/>
+                              <w:snapToGrid w:val="0"/>
+                              <w:rPr>
+                                <w:sz w:val="14"/>
+                              </w:rPr>
+                            </w:pPr>
+                            <w:r>
+                              <w:rPr>
+                                <w:color w:val="FF0000"/>
+                                <w:sz w:val="14"/>
+                              </w:rPr>
+                              <w:t>8.5</w:t>
+                            </w:r>
+                          </w:p>
+                        </w:txbxContent>
+                      </wps:txbx>
+                      <wps:bodyPr rot="0" spcFirstLastPara="0" vertOverflow="overflow" horzOverflow="overflow" vert="horz" wrap="square" lIns="0" tIns="0" rIns="0" bIns="0" numCol="1" spcCol="0" rtlCol="0" fromWordArt="0" anchor="t" anchorCtr="0" forceAA="0" compatLnSpc="1">
+                        <a:prstTxWarp prst="textNoShape">
+                          <a:avLst/>
+                        </a:prstTxWarp>
+                        <a:noAutofit/>
+                      </wps:bodyPr>
+                    </wps:wsp>
+                  </a:graphicData>
+                </a:graphic>
+                <wp14:sizeRelH relativeFrom="margin">
+                  <wp14:pctWidth>0</wp14:pctWidth>
+                </wp14:sizeRelH>
+                <wp14:sizeRelV relativeFrom="margin">
+                  <wp14:pctHeight>0</wp14:pctHeight>
+                </wp14:sizeRelV>
+              </wp:anchor>
+            </w:drawing>
+          </mc:Choice>
+          <mc:Fallback>
+            <w:pict>
+              <v:shapetype w14:anchorId="1621595E" id="_x0000_t202" coordsize="21600,21600" o:spt="202" path="m,l,21600r21600,l21600,xe">
+                <v:stroke joinstyle="miter"/>
+                <v:path gradientshapeok="t" o:connecttype="rect"/>
+              </v:shapetype>
+              <v:shape id="文字方塊 30" o:spid="_x0000_s1026" type="#_x0000_t202" style="position:absolute;margin-left:159.3pt;margin-top:12.95pt;width:9.9pt;height:8.15pt;z-index:251672576;visibility:visible;mso-wrap-style:square;mso-width-percent:0;mso-height-percent:0;mso-wrap-distance-left:9pt;mso-wrap-distance-top:0;mso-wrap-distance-right:9pt;mso-wrap-distance-bottom:0;mso-position-horizontal:absolute;mso-position-horizontal-relative:text;mso-position-vertical:absolute;mso-position-vertical-relative:text;mso-width-percent:0;mso-height-percent:0;mso-width-relative:margin;mso-height-relative:margin;v-text-anchor:top" o:gfxdata="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" fillcolor="white [3201]" stroked="f" strokeweight=".5pt">
+                <v:textbox inset="0,0,0,0">
+                  <w:txbxContent>
+                    <w:p>
+                      <w:pPr>
+                        <w:adjustRightInd w:val="0"/>
+                        <w:snapToGrid w:val="0"/>
+                        <w:rPr>
+                          <w:sz w:val="14"/>
+                        </w:rPr>
+                      </w:pPr>
+                      <w:r>
+                        <w:rPr>
+                          <w:color w:val="FF0000"/>
+                          <w:sz w:val="14"/>
+                        </w:rPr>
+                        <w:t>8.5</w:t>
+                      </w:r>
+                    </w:p>
+                  </w:txbxContent>
+                </v:textbox>
+              </v:shape>
+            </w:pict>
+          </mc:Fallback>
+        </mc:AlternateContent>
+      </w:r>
+      <w:r>
+        <w:rPr>
+          <w:noProof/>
+        </w:rPr>
+        <mc:AlternateContent>
+          <mc:Choice Requires="wps">
+            <w:drawing>
+              <wp:anchor distT="0" distB="0" distL="114300" distR="114300" simplePos="0" relativeHeight="251678720" behindDoc="0" locked="0" layoutInCell="1" allowOverlap="1" wp14:anchorId="53D60F15" wp14:editId="560D6834">
+                <wp:simplePos x="0" y="0"/>
+                <wp:positionH relativeFrom="column">
+                  <wp:posOffset>1765763</wp:posOffset>
+                </wp:positionH>
+                <wp:positionV relativeFrom="paragraph">
+                  <wp:posOffset>91822</wp:posOffset>
+                </wp:positionV>
+                <wp:extent cx="1" cy="589790"/>
+                <wp:effectExtent l="0" t="294640" r="314960" b="0"/>
+                <wp:wrapNone/>
+                <wp:docPr id="33" name="直線接點 33"/>
+                <wp:cNvGraphicFramePr/>
+                <a:graphic xmlns:a="http://schemas.openxmlformats.org/drawingml/2006/main">
+                  <a:graphicData uri="http://schemas.microsoft.com/office/word/2010/wordprocessingShape">
+                    <wps:wsp>
+                      <wps:cNvCnPr/>
+                      <wps:spPr>
+                        <a:xfrm rot="5400000" flipH="1">
+                          <a:off x="0" y="0"/>
+                          <a:ext cx="1" cy="589790"/>
+                        </a:xfrm>
+                        <a:prstGeom prst="line">
+                          <a:avLst/>
+                        </a:prstGeom>
+                        <a:ln>
+                          <a:solidFill>
+                            <a:srgbClr val="FF0000"/>
+                          </a:solidFill>
+                        </a:ln>
+                      </wps:spPr>
+                      <wps:style>
+                        <a:lnRef idx="1">
+                          <a:schemeClr val="accent1"/>
+                        </a:lnRef>
+                        <a:fillRef idx="0">
+                          <a:schemeClr val="accent1"/>
+                        </a:fillRef>
+                        <a:effectRef idx="0">
+                          <a:schemeClr val="accent1"/>
+                        </a:effectRef>
+                        <a:fontRef idx="minor">
+                          <a:schemeClr val="tx1"/>
+                        </a:fontRef>
+                      </wps:style>
+                      <wps:bodyPr/>
+                    </wps:wsp>
+                  </a:graphicData>
+                </a:graphic>
+                <wp14:sizeRelH relativeFrom="margin">
+                  <wp14:pctWidth>0</wp14:pctWidth>
+                </wp14:sizeRelH>
+                <wp14:sizeRelV relativeFrom="margin">
+                  <wp14:pctHeight>0</wp14:pctHeight>
+                </wp14:sizeRelV>
+              </wp:anchor>
+            </w:drawing>
+          </mc:Choice>
+          <mc:Fallback>
+            <w:pict>
+              <v:line w14:anchorId="41E54841" id="直線接點 33" o:spid="_x0000_s1026" style="position:absolute;rotation:-90;flip:x;z-index:251678720;visibility:visible;mso-wrap-style:square;mso-width-percent:0;mso-height-percent:0;mso-wrap-distance-left:9pt;mso-wrap-distance-top:0;mso-wrap-distance-right:9pt;mso-wrap-distance-bottom:0;mso-position-horizontal:absolute;mso-position-horizontal-relative:text;mso-position-vertical:absolute;mso-position-vertical-relative:text;mso-width-percent:0;mso-height-percent:0;mso-width-relative:margin;mso-height-relative:margin" from="139.05pt,7.25pt" to="139.05pt,53.7pt" o:gfxdata="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" strokecolor="red" strokeweight=".5pt">
+                <v:stroke joinstyle="miter"/>
+              </v:line>
+            </w:pict>
+          </mc:Fallback>
+        </mc:AlternateContent>
+      </w:r>
+      <w:r>
+        <w:rPr>
+          <w:noProof/>
+        </w:rPr>
+        <mc:AlternateContent>
+          <mc:Choice Requires="wps">
+            <w:drawing>
+              <wp:anchor distT="0" distB="0" distL="114300" distR="114300" simplePos="0" relativeHeight="251674624" behindDoc="0" locked="0" layoutInCell="1" allowOverlap="1" wp14:anchorId="5B6368FB" wp14:editId="0FBF5A13">
+                <wp:simplePos x="0" y="0"/>
+                <wp:positionH relativeFrom="column">
+                  <wp:posOffset>1430014</wp:posOffset>
+                </wp:positionH>
+                <wp:positionV relativeFrom="paragraph">
+                  <wp:posOffset>23377</wp:posOffset>
+                </wp:positionV>
+                <wp:extent cx="126221" cy="103782"/>
+                <wp:effectExtent l="0" t="0" r="7620" b="0"/>
+                <wp:wrapNone/>
+                <wp:docPr id="31" name="文字方塊 31"/>
+                <wp:cNvGraphicFramePr/>
+                <a:graphic xmlns:a="http://schemas.openxmlformats.org/drawingml/2006/main">
+                  <a:graphicData uri="http://schemas.microsoft.com/office/word/2010/wordprocessingShape">
+                    <wps:wsp>
+                      <wps:cNvSpPr txBox="1"/>
+                      <wps:spPr>
+                        <a:xfrm>
+                          <a:off x="0" y="0"/>
+                          <a:ext cx="126221" cy="103782"/>
+                        </a:xfrm>
+                        <a:prstGeom prst="rect">
+                          <a:avLst/>
+                        </a:prstGeom>
+                        <a:solidFill>
+                          <a:schemeClr val="lt1"/>
+                        </a:solidFill>
+                        <a:ln w="6350">
+                          <a:noFill/>
+                        </a:ln>
+                      </wps:spPr>
+                      <wps:txbx>
+                        <w:txbxContent>
+                          <w:p>
+                            <w:pPr>
+                              <w:adjustRightInd w:val="0"/>
+                              <w:snapToGrid w:val="0"/>
+                              <w:rPr>
+                                <w:sz w:val="14"/>
+                              </w:rPr>
+                            </w:pPr>
+                            <w:r>
+                              <w:rPr>
+                                <w:rFonts w:hint="eastAsia"/>
+                                <w:color w:val="FF0000"/>
+                                <w:sz w:val="14"/>
+                              </w:rPr>
+                              <w:t>1</w:t>
+                            </w:r>
+                            <w:r>
+                              <w:rPr>
+                                <w:color w:val="FF0000"/>
+                                <w:sz w:val="14"/>
+                              </w:rPr>
+                              <w:t>3</w:t>
+                            </w:r>
+                          </w:p>
+                        </w:txbxContent>
+                      </wps:txbx>
+                      <wps:bodyPr rot="0" spcFirstLastPara="0" vertOverflow="overflow" horzOverflow="overflow" vert="horz" wrap="square" lIns="0" tIns="0" rIns="0" bIns="0" numCol="1" spcCol="0" rtlCol="0" fromWordArt="0" anchor="t" anchorCtr="0" forceAA="0" compatLnSpc="1">
+                        <a:prstTxWarp prst="textNoShape">
+                          <a:avLst/>
+                        </a:prstTxWarp>
+                        <a:noAutofit/>
+                      </wps:bodyPr>
+                    </wps:wsp>
+                  </a:graphicData>
+                </a:graphic>
+                <wp14:sizeRelH relativeFrom="margin">
+                  <wp14:pctWidth>0</wp14:pctWidth>
+                </wp14:sizeRelH>
+                <wp14:sizeRelV relativeFrom="margin">
+                  <wp14:pctHeight>0</wp14:pctHeight>
+                </wp14:sizeRelV>
+              </wp:anchor>
+            </w:drawing>
+          </mc:Choice>
+          <mc:Fallback>
+            <w:pict>
+              <v:shape w14:anchorId="5B6368FB" id="文字方塊 31" o:spid="_x0000_s1027" type="#_x0000_t202" style="position:absolute;margin-left:112.6pt;margin-top:1.85pt;width:9.95pt;height:8.15pt;z-index:251674624;visibility:visible;mso-wrap-style:square;mso-width-percent:0;mso-height-percent:0;mso-wrap-distance-left:9pt;mso-wrap-distance-top:0;mso-wrap-distance-right:9pt;mso-wrap-distance-bottom:0;mso-position-horizontal:absolute;mso-position-horizontal-relative:text;mso-position-vertical:absolute;mso-position-vertical-relative:text;mso-width-percent:0;mso-height-percent:0;mso-width-relative:margin;mso-height-relative:margin;v-text-anchor:top" o:gfxdata="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" fillcolor="white [3201]" stroked="f" strokeweight=".5pt">
+                <v:textbox inset="0,0,0,0">
+                  <w:txbxContent>
+                    <w:p>
+                      <w:pPr>
+                        <w:adjustRightInd w:val="0"/>
+                        <w:snapToGrid w:val="0"/>
+                        <w:rPr>
+                          <w:sz w:val="14"/>
+                        </w:rPr>
+                      </w:pPr>
+                      <w:r>
+                        <w:rPr>
+                          <w:rFonts w:hint="eastAsia"/>
+                          <w:color w:val="FF0000"/>
+                          <w:sz w:val="14"/>
+                        </w:rPr>
+                        <w:t>1</w:t>
+                      </w:r>
+                      <w:r>
+                        <w:rPr>
+                          <w:color w:val="FF0000"/>
+                          <w:sz w:val="14"/>
+                        </w:rPr>
+                        <w:t>3</w:t>
+                      </w:r>
+                    </w:p>
+                  </w:txbxContent>
+                </v:textbox>
+              </v:shape>
             </w:pict>
           </mc:Fallback>
         </mc:AlternateContent>
       </w:r>
     </w:p>
     <w:p>
-      <w:bookmarkStart w:id="0" w:name="_GoBack"/>
-      <w:bookmarkEnd w:id="0"/>
+      <w:r>
+        <w:rPr>
+          <w:noProof/>
+        </w:rPr>
+        <mc:AlternateContent>
+          <mc:Choice Requires="wps">
+            <w:drawing>
+              <wp:anchor distT="0" distB="0" distL="114300" distR="114300" simplePos="0" relativeHeight="251663360" behindDoc="0" locked="0" layoutInCell="1" allowOverlap="1" wp14:anchorId="187843C6" wp14:editId="58CCCEFB">
+                <wp:simplePos x="0" y="0"/>
+                <wp:positionH relativeFrom="column">
+                  <wp:posOffset>657225</wp:posOffset>
+                </wp:positionH>
+                <wp:positionV relativeFrom="paragraph">
+                  <wp:posOffset>154940</wp:posOffset>
+                </wp:positionV>
+                <wp:extent cx="1516380" cy="107950"/>
+                <wp:effectExtent l="0" t="0" r="7620" b="6350"/>
+                <wp:wrapNone/>
+                <wp:docPr id="22" name="矩形 22"/>
+                <wp:cNvGraphicFramePr/>
+                <a:graphic xmlns:a="http://schemas.openxmlformats.org/drawingml/2006/main">
+                  <a:graphicData uri="http://schemas.microsoft.com/office/word/2010/wordprocessingShape">
+                    <wps:wsp>
+                      <wps:cNvSpPr/>
+                      <wps:spPr>
+                        <a:xfrm>
+                          <a:off x="0" y="0"/>
+                          <a:ext cx="1516380" cy="107950"/>
+                        </a:xfrm>
+                        <a:prstGeom prst="rect">
+                          <a:avLst/>
+                        </a:prstGeom>
+                        <a:solidFill>
+                          <a:schemeClr val="accent1">
+                            <a:lumMod val="50000"/>
+                          </a:schemeClr>
+                        </a:solidFill>
+                        <a:ln>
+                          <a:noFill/>
+                        </a:ln>
+                      </wps:spPr>
+                      <wps:style>
+                        <a:lnRef idx="2">
+                          <a:schemeClr val="accent1">
+                            <a:shade val="50000"/>
+                          </a:schemeClr>
+                        </a:lnRef>
+                        <a:fillRef idx="1">
+                          <a:schemeClr val="accent1"/>
+                        </a:fillRef>
+                        <a:effectRef idx="0">
+                          <a:schemeClr val="accent1"/>
+                        </a:effectRef>
+                        <a:fontRef idx="minor">
+                          <a:schemeClr val="lt1"/>
+                        </a:fontRef>
+                      </wps:style>
+                      <wps:bodyPr rot="0" spcFirstLastPara="0" vertOverflow="overflow" horzOverflow="overflow" vert="horz" wrap="square" lIns="91440" tIns="45720" rIns="91440" bIns="45720" numCol="1" spcCol="0" rtlCol="0" fromWordArt="0" anchor="ctr" anchorCtr="0" forceAA="0" compatLnSpc="1">
+                        <a:prstTxWarp prst="textNoShape">
+                          <a:avLst/>
+                        </a:prstTxWarp>
+                        <a:noAutofit/>
+                      </wps:bodyPr>
+                    </wps:wsp>
+                  </a:graphicData>
+                </a:graphic>
+                <wp14:sizeRelH relativeFrom="margin">
+                  <wp14:pctWidth>0</wp14:pctWidth>
+                </wp14:sizeRelH>
+                <wp14:sizeRelV relativeFrom="margin">
+                  <wp14:pctHeight>0</wp14:pctHeight>
+                </wp14:sizeRelV>
+              </wp:anchor>
+            </w:drawing>
+          </mc:Choice>
+          <mc:Fallback>
+            <w:pict>
+              <v:rect w14:anchorId="1242A82D" id="矩形 22" o:spid="_x0000_s1026" style="position:absolute;margin-left:51.75pt;margin-top:12.2pt;width:119.4pt;height:8.5pt;z-index:251663360;visibility:visible;mso-wrap-style:square;mso-width-percent:0;mso-height-percent:0;mso-wrap-distance-left:9pt;mso-wrap-distance-top:0;mso-wrap-distance-right:9pt;mso-wrap-distance-bottom:0;mso-position-horizontal:absolute;mso-position-horizontal-relative:text;mso-position-vertical:absolute;mso-position-vertical-relative:text;mso-width-percent:0;mso-height-percent:0;mso-width-relative:margin;mso-height-relative:margin;v-text-anchor:middle" o:gfxdata="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" fillcolor="#1f4d78 [1604]" stroked="f" strokeweight="1pt"/>
+            </w:pict>
+          </mc:Fallback>
+        </mc:AlternateContent>
+      </w:r>
+      <w:r>
+        <w:rPr>
+          <w:noProof/>
+        </w:rPr>
+        <mc:AlternateContent>
+          <mc:Choice Requires="wps">
+            <w:drawing>
+              <wp:anchor distT="0" distB="0" distL="114300" distR="114300" simplePos="0" relativeHeight="251680768" behindDoc="0" locked="0" layoutInCell="1" allowOverlap="1" wp14:anchorId="04D7BD48" wp14:editId="638535EA">
+                <wp:simplePos x="0" y="0"/>
+                <wp:positionH relativeFrom="column">
+                  <wp:posOffset>1685854</wp:posOffset>
+                </wp:positionH>
+                <wp:positionV relativeFrom="paragraph">
+                  <wp:posOffset>117987</wp:posOffset>
+                </wp:positionV>
+                <wp:extent cx="186057" cy="103782"/>
+                <wp:effectExtent l="0" t="0" r="4445" b="0"/>
+                <wp:wrapNone/>
+                <wp:docPr id="32" name="文字方塊 32"/>
+                <wp:cNvGraphicFramePr/>
+                <a:graphic xmlns:a="http://schemas.openxmlformats.org/drawingml/2006/main">
+                  <a:graphicData uri="http://schemas.microsoft.com/office/word/2010/wordprocessingShape">
+                    <wps:wsp>
+                      <wps:cNvSpPr txBox="1"/>
+                      <wps:spPr>
+                        <a:xfrm>
+                          <a:off x="0" y="0"/>
+                          <a:ext cx="186057" cy="103782"/>
+                        </a:xfrm>
+                        <a:prstGeom prst="rect">
+                          <a:avLst/>
+                        </a:prstGeom>
+                        <a:solidFill>
+                          <a:schemeClr val="lt1"/>
+                        </a:solidFill>
+                        <a:ln w="6350">
+                          <a:noFill/>
+                        </a:ln>
+                      </wps:spPr>
+                      <wps:txbx>
+                        <w:txbxContent>
+                          <w:p>
+                            <w:pPr>
+                              <w:adjustRightInd w:val="0"/>
+                              <w:snapToGrid w:val="0"/>
+                              <w:rPr>
+                                <w:sz w:val="14"/>
+                              </w:rPr>
+                            </w:pPr>
+                            <w:r>
+                              <w:rPr>
+                                <w:rFonts w:hint="eastAsia"/>
+                                <w:color w:val="FF0000"/>
+                                <w:sz w:val="14"/>
+                              </w:rPr>
+                              <w:t>1</w:t>
+                            </w:r>
+                            <w:r>
+                              <w:rPr>
+                                <w:color w:val="FF0000"/>
+                                <w:sz w:val="14"/>
+                              </w:rPr>
+                              <w:t>6.4</w:t>
+                            </w:r>
+                            <w:bookmarkStart w:id="0" w:name="_GoBack"/>
+                            <w:bookmarkEnd w:id="0"/>
+                          </w:p>
+                        </w:txbxContent>
+                      </wps:txbx>
+                      <wps:bodyPr rot="0" spcFirstLastPara="0" vertOverflow="overflow" horzOverflow="overflow" vert="horz" wrap="square" lIns="0" tIns="0" rIns="0" bIns="0" numCol="1" spcCol="0" rtlCol="0" fromWordArt="0" anchor="t" anchorCtr="0" forceAA="0" compatLnSpc="1">
+                        <a:prstTxWarp prst="textNoShape">
+                          <a:avLst/>
+                        </a:prstTxWarp>
+                        <a:noAutofit/>
+                      </wps:bodyPr>
+                    </wps:wsp>
+                  </a:graphicData>
+                </a:graphic>
+                <wp14:sizeRelH relativeFrom="margin">
+                  <wp14:pctWidth>0</wp14:pctWidth>
+                </wp14:sizeRelH>
+                <wp14:sizeRelV relativeFrom="margin">
+                  <wp14:pctHeight>0</wp14:pctHeight>
+                </wp14:sizeRelV>
+              </wp:anchor>
+            </w:drawing>
+          </mc:Choice>
+          <mc:Fallback>
+            <w:pict>
+              <v:shape w14:anchorId="04D7BD48" id="文字方塊 32" o:spid="_x0000_s1028" type="#_x0000_t202" style="position:absolute;margin-left:132.75pt;margin-top:9.3pt;width:14.65pt;height:8.15pt;z-index:251680768;visibility:visible;mso-wrap-style:square;mso-width-percent:0;mso-height-percent:0;mso-wrap-distance-left:9pt;mso-wrap-distance-top:0;mso-wrap-distance-right:9pt;mso-wrap-distance-bottom:0;mso-position-horizontal:absolute;mso-position-horizontal-relative:text;mso-position-vertical:absolute;mso-position-vertical-relative:text;mso-width-percent:0;mso-height-percent:0;mso-width-relative:margin;mso-height-relative:margin;v-text-anchor:top" o:gfxdata="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" fillcolor="white [3201]" stroked="f" strokeweight=".5pt">
+                <v:textbox inset="0,0,0,0">
+                  <w:txbxContent>
+                    <w:p>
+                      <w:pPr>
+                        <w:adjustRightInd w:val="0"/>
+                        <w:snapToGrid w:val="0"/>
+                        <w:rPr>
+                          <w:sz w:val="14"/>
+                        </w:rPr>
+                      </w:pPr>
+                      <w:r>
+                        <w:rPr>
+                          <w:rFonts w:hint="eastAsia"/>
+                          <w:color w:val="FF0000"/>
+                          <w:sz w:val="14"/>
+                        </w:rPr>
+                        <w:t>1</w:t>
+                      </w:r>
+                      <w:r>
+                        <w:rPr>
+                          <w:color w:val="FF0000"/>
+                          <w:sz w:val="14"/>
+                        </w:rPr>
+                        <w:t>6.4</w:t>
+                      </w:r>
+                      <w:bookmarkStart w:id="1" w:name="_GoBack"/>
+                      <w:bookmarkEnd w:id="1"/>
+                    </w:p>
+                  </w:txbxContent>
+                </v:textbox>
+              </v:shape>
+            </w:pict>
+          </mc:Fallback>
+        </mc:AlternateContent>
+      </w:r>
     </w:p>
-    <w:p/>
-    <w:p/>
+    <w:p>
+      <w:r>
+        <w:rPr>
+          <w:noProof/>
+        </w:rPr>
+        <mc:AlternateContent>
+          <mc:Choice Requires="wpg">
+            <w:drawing>
+              <wp:anchor distT="0" distB="0" distL="114300" distR="114300" simplePos="0" relativeHeight="251661312" behindDoc="0" locked="0" layoutInCell="1" allowOverlap="1" wp14:anchorId="5D893428" wp14:editId="73A2CDAD">
+                <wp:simplePos x="0" y="0"/>
+                <wp:positionH relativeFrom="column">
+                  <wp:posOffset>3152775</wp:posOffset>
+                </wp:positionH>
+                <wp:positionV relativeFrom="paragraph">
+                  <wp:posOffset>462915</wp:posOffset>
+                </wp:positionV>
+                <wp:extent cx="1007745" cy="1007110"/>
+                <wp:effectExtent l="0" t="0" r="1905" b="2540"/>
+                <wp:wrapNone/>
+                <wp:docPr id="1" name="群組 1"/>
+                <wp:cNvGraphicFramePr/>
+                <a:graphic xmlns:a="http://schemas.openxmlformats.org/drawingml/2006/main">
+                  <a:graphicData uri="http://schemas.microsoft.com/office/word/2010/wordprocessingGroup">
+                    <wpg:wgp>
+                      <wpg:cNvGrpSpPr/>
+                      <wpg:grpSpPr>
+                        <a:xfrm>
+                          <a:off x="0" y="0"/>
+                          <a:ext cx="1007745" cy="1007110"/>
+                          <a:chOff x="190518" y="427080"/>
+                          <a:chExt cx="1008000" cy="1008000"/>
+                        </a:xfrm>
+                      </wpg:grpSpPr>
+                      <wps:wsp>
+                        <wps:cNvPr id="2" name="橢圓 2"/>
+                        <wps:cNvSpPr/>
+                        <wps:spPr>
+                          <a:xfrm>
+                            <a:off x="190518" y="427080"/>
+                            <a:ext cx="1008000" cy="1008000"/>
+                          </a:xfrm>
+                          <a:prstGeom prst="ellipse">
+                            <a:avLst/>
+                          </a:prstGeom>
+                          <a:solidFill>
+                            <a:srgbClr val="7030A0"/>
+                          </a:solidFill>
+                          <a:ln w="3175">
+                            <a:noFill/>
+                          </a:ln>
+                        </wps:spPr>
+                        <wps:style>
+                          <a:lnRef idx="2">
+                            <a:schemeClr val="accent1">
+                              <a:shade val="50000"/>
+                            </a:schemeClr>
+                          </a:lnRef>
+                          <a:fillRef idx="1">
+                            <a:schemeClr val="accent1"/>
+                          </a:fillRef>
+                          <a:effectRef idx="0">
+                            <a:schemeClr val="accent1"/>
+                          </a:effectRef>
+                          <a:fontRef idx="minor">
+                            <a:schemeClr val="lt1"/>
+                          </a:fontRef>
+                        </wps:style>
+                        <wps:bodyPr rot="0" spcFirstLastPara="0" vert="horz" wrap="square" lIns="91440" tIns="45720" rIns="91440" bIns="45720" numCol="1" spcCol="0" rtlCol="0" fromWordArt="0" anchor="ctr" anchorCtr="0" forceAA="0" compatLnSpc="1">
+                          <a:prstTxWarp prst="textNoShape">
+                            <a:avLst/>
+                          </a:prstTxWarp>
+                          <a:noAutofit/>
+                        </wps:bodyPr>
+                      </wps:wsp>
+                      <wps:wsp>
+                        <wps:cNvPr id="3" name="橢圓 3"/>
+                        <wps:cNvSpPr/>
+                        <wps:spPr>
+                          <a:xfrm>
+                            <a:off x="226389" y="499080"/>
+                            <a:ext cx="936000" cy="936000"/>
+                          </a:xfrm>
+                          <a:prstGeom prst="ellipse">
+                            <a:avLst/>
+                          </a:prstGeom>
+                          <a:solidFill>
+                            <a:srgbClr val="92D050"/>
+                          </a:solidFill>
+                          <a:ln w="3175">
+                            <a:noFill/>
+                          </a:ln>
+                        </wps:spPr>
+                        <wps:style>
+                          <a:lnRef idx="2">
+                            <a:schemeClr val="accent1">
+                              <a:shade val="50000"/>
+                            </a:schemeClr>
+                          </a:lnRef>
+                          <a:fillRef idx="1">
+                            <a:schemeClr val="accent1"/>
+                          </a:fillRef>
+                          <a:effectRef idx="0">
+                            <a:schemeClr val="accent1"/>
+                          </a:effectRef>
+                          <a:fontRef idx="minor">
+                            <a:schemeClr val="lt1"/>
+                          </a:fontRef>
+                        </wps:style>
+                        <wps:bodyPr rot="0" spcFirstLastPara="0" vertOverflow="overflow" horzOverflow="overflow" vert="horz" wrap="square" lIns="91440" tIns="45720" rIns="91440" bIns="45720" numCol="1" spcCol="0" rtlCol="0" fromWordArt="0" anchor="ctr" anchorCtr="0" forceAA="0" compatLnSpc="1">
+                          <a:prstTxWarp prst="textNoShape">
+                            <a:avLst/>
+                          </a:prstTxWarp>
+                          <a:noAutofit/>
+                        </wps:bodyPr>
+                      </wps:wsp>
+                      <wps:wsp>
+                        <wps:cNvPr id="4" name="橢圓 4"/>
+                        <wps:cNvSpPr/>
+                        <wps:spPr>
+                          <a:xfrm>
+                            <a:off x="298679" y="642995"/>
+                            <a:ext cx="792000" cy="792000"/>
+                          </a:xfrm>
+                          <a:prstGeom prst="ellipse">
+                            <a:avLst/>
+                          </a:prstGeom>
+                          <a:solidFill>
+                            <a:srgbClr val="00B0F0"/>
+                          </a:solidFill>
+                          <a:ln w="3175">
+                            <a:noFill/>
+                          </a:ln>
+                        </wps:spPr>
+                        <wps:style>
+                          <a:lnRef idx="2">
+                            <a:schemeClr val="accent1">
+                              <a:shade val="50000"/>
+                            </a:schemeClr>
+                          </a:lnRef>
+                          <a:fillRef idx="1">
+                            <a:schemeClr val="accent1"/>
+                          </a:fillRef>
+                          <a:effectRef idx="0">
+                            <a:schemeClr val="accent1"/>
+                          </a:effectRef>
+                          <a:fontRef idx="minor">
+                            <a:schemeClr val="lt1"/>
+                          </a:fontRef>
+                        </wps:style>
+                        <wps:bodyPr rot="0" spcFirstLastPara="0" vert="horz" wrap="square" lIns="91440" tIns="45720" rIns="91440" bIns="45720" numCol="1" spcCol="0" rtlCol="0" fromWordArt="0" anchor="ctr" anchorCtr="0" forceAA="0" compatLnSpc="1">
+                          <a:prstTxWarp prst="textNoShape">
+                            <a:avLst/>
+                          </a:prstTxWarp>
+                          <a:noAutofit/>
+                        </wps:bodyPr>
+                      </wps:wsp>
+                      <wps:wsp>
+                        <wps:cNvPr id="5" name="橢圓 5"/>
+                        <wps:cNvSpPr/>
+                        <wps:spPr>
+                          <a:xfrm>
+                            <a:off x="334801" y="714995"/>
+                            <a:ext cx="720000" cy="720000"/>
+                          </a:xfrm>
+                          <a:prstGeom prst="ellipse">
+                            <a:avLst/>
+                          </a:prstGeom>
+                          <a:solidFill>
+                            <a:srgbClr val="FFC000"/>
+                          </a:solidFill>
+                          <a:ln w="3175">
+                            <a:noFill/>
+                          </a:ln>
+                        </wps:spPr>
+                        <wps:style>
+                          <a:lnRef idx="2">
+                            <a:schemeClr val="accent1">
+                              <a:shade val="50000"/>
+                            </a:schemeClr>
+                          </a:lnRef>
+                          <a:fillRef idx="1">
+                            <a:schemeClr val="accent1"/>
+                          </a:fillRef>
+                          <a:effectRef idx="0">
+                            <a:schemeClr val="accent1"/>
+                          </a:effectRef>
+                          <a:fontRef idx="minor">
+                            <a:schemeClr val="lt1"/>
+                          </a:fontRef>
+                        </wps:style>
+                        <wps:bodyPr rot="0" spcFirstLastPara="0" vert="horz" wrap="square" lIns="91440" tIns="45720" rIns="91440" bIns="45720" numCol="1" spcCol="0" rtlCol="0" fromWordArt="0" anchor="ctr" anchorCtr="0" forceAA="0" compatLnSpc="1">
+                          <a:prstTxWarp prst="textNoShape">
+                            <a:avLst/>
+                          </a:prstTxWarp>
+                          <a:noAutofit/>
+                        </wps:bodyPr>
+                      </wps:wsp>
+                    </wpg:wgp>
+                  </a:graphicData>
+                </a:graphic>
+              </wp:anchor>
+            </w:drawing>
+          </mc:Choice>
+          <mc:Fallback>
+            <w:pict>
+              <v:group w14:anchorId="73CE6441" id="群組 1" o:spid="_x0000_s1026" style="position:absolute;margin-left:248.25pt;margin-top:36.45pt;width:79.35pt;height:79.3pt;z-index:251661312" coordorigin="1905,4270" coordsize="10080,10080" o:gfxdata="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">
+                <v:oval id="橢圓 2" o:spid="_x0000_s1027" style="position:absolute;left:1905;top:4270;width:10080;height:10080;visibility:visible;mso-wrap-style:square;v-text-anchor:middle" o:gfxdata="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" fillcolor="#7030a0" stroked="f" strokeweight=".25pt">
+                  <v:stroke joinstyle="miter"/>
+                </v:oval>
+                <v:oval id="橢圓 3" o:spid="_x0000_s1028" style="position:absolute;left:2263;top:4990;width:9360;height:9360;visibility:visible;mso-wrap-style:square;v-text-anchor:middle" o:gfxdata="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" fillcolor="#92d050" stroked="f" strokeweight=".25pt">
+                  <v:stroke joinstyle="miter"/>
+                </v:oval>
+                <v:oval id="橢圓 4" o:spid="_x0000_s1029" style="position:absolute;left:2986;top:6429;width:7920;height:7920;visibility:visible;mso-wrap-style:square;v-text-anchor:middle" o:gfxdata="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" fillcolor="#00b0f0" stroked="f" strokeweight=".25pt">
+                  <v:stroke joinstyle="miter"/>
+                </v:oval>
+                <v:oval id="橢圓 5" o:spid="_x0000_s1030" style="position:absolute;left:3348;top:7149;width:7200;height:7200;visibility:visible;mso-wrap-style:square;v-text-anchor:middle" o:gfxdata="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" fillcolor="#ffc000" stroked="f" strokeweight=".25pt">
+                  <v:stroke joinstyle="miter"/>
+                </v:oval>
+              </v:group>
+            </w:pict>
+          </mc:Fallback>
+        </mc:AlternateContent>
+      </w:r>
+      <w:r>
+        <w:rPr>
+          <w:noProof/>
+        </w:rPr>
+        <mc:AlternateContent>
+          <mc:Choice Requires="wpg">
+            <w:drawing>
+              <wp:anchor distT="0" distB="0" distL="114300" distR="114300" simplePos="0" relativeHeight="251662336" behindDoc="0" locked="0" layoutInCell="1" allowOverlap="1" wp14:anchorId="2D172349" wp14:editId="6BB1602A">
+                <wp:simplePos x="0" y="0"/>
+                <wp:positionH relativeFrom="column">
+                  <wp:posOffset>3576320</wp:posOffset>
+                </wp:positionH>
+                <wp:positionV relativeFrom="paragraph">
+                  <wp:posOffset>397510</wp:posOffset>
+                </wp:positionV>
+                <wp:extent cx="161925" cy="542925"/>
+                <wp:effectExtent l="0" t="0" r="9525" b="9525"/>
+                <wp:wrapNone/>
+                <wp:docPr id="10" name="群組 10"/>
+                <wp:cNvGraphicFramePr/>
+                <a:graphic xmlns:a="http://schemas.openxmlformats.org/drawingml/2006/main">
+                  <a:graphicData uri="http://schemas.microsoft.com/office/word/2010/wordprocessingGroup">
+                    <wpg:wgp>
+                      <wpg:cNvGrpSpPr/>
+                      <wpg:grpSpPr>
+                        <a:xfrm>
+                          <a:off x="0" y="0"/>
+                          <a:ext cx="161925" cy="542925"/>
+                          <a:chOff x="607294" y="294920"/>
+                          <a:chExt cx="162000" cy="543170"/>
+                        </a:xfrm>
+                      </wpg:grpSpPr>
+                      <wps:wsp>
+                        <wps:cNvPr id="11" name="矩形 11"/>
+                        <wps:cNvSpPr/>
+                        <wps:spPr>
+                          <a:xfrm>
+                            <a:off x="607294" y="658090"/>
+                            <a:ext cx="162000" cy="180000"/>
+                          </a:xfrm>
+                          <a:prstGeom prst="rect">
+                            <a:avLst/>
+                          </a:prstGeom>
+                          <a:solidFill>
+                            <a:srgbClr val="FF0000"/>
+                          </a:solidFill>
+                          <a:ln w="76200">
+                            <a:noFill/>
+                          </a:ln>
+                        </wps:spPr>
+                        <wps:style>
+                          <a:lnRef idx="2">
+                            <a:schemeClr val="accent1">
+                              <a:shade val="50000"/>
+                            </a:schemeClr>
+                          </a:lnRef>
+                          <a:fillRef idx="1">
+                            <a:schemeClr val="accent1"/>
+                          </a:fillRef>
+                          <a:effectRef idx="0">
+                            <a:schemeClr val="accent1"/>
+                          </a:effectRef>
+                          <a:fontRef idx="minor">
+                            <a:schemeClr val="lt1"/>
+                          </a:fontRef>
+                        </wps:style>
+                        <wps:bodyPr rot="0" spcFirstLastPara="0" vertOverflow="overflow" horzOverflow="overflow" vert="horz" wrap="square" lIns="91440" tIns="45720" rIns="91440" bIns="45720" numCol="1" spcCol="0" rtlCol="0" fromWordArt="0" anchor="ctr" anchorCtr="0" forceAA="0" compatLnSpc="1">
+                          <a:prstTxWarp prst="textNoShape">
+                            <a:avLst/>
+                          </a:prstTxWarp>
+                          <a:noAutofit/>
+                        </wps:bodyPr>
+                      </wps:wsp>
+                      <wps:wsp>
+                        <wps:cNvPr id="12" name="矩形 12"/>
+                        <wps:cNvSpPr/>
+                        <wps:spPr>
+                          <a:xfrm>
+                            <a:off x="607294" y="476389"/>
+                            <a:ext cx="162000" cy="180000"/>
+                          </a:xfrm>
+                          <a:prstGeom prst="rect">
+                            <a:avLst/>
+                          </a:prstGeom>
+                          <a:solidFill>
+                            <a:schemeClr val="accent3">
+                              <a:lumMod val="60000"/>
+                              <a:lumOff val="40000"/>
+                            </a:schemeClr>
+                          </a:solidFill>
+                          <a:ln w="76200">
+                            <a:noFill/>
+                          </a:ln>
+                        </wps:spPr>
+                        <wps:style>
+                          <a:lnRef idx="2">
+                            <a:schemeClr val="accent1">
+                              <a:shade val="50000"/>
+                            </a:schemeClr>
+                          </a:lnRef>
+                          <a:fillRef idx="1">
+                            <a:schemeClr val="accent1"/>
+                          </a:fillRef>
+                          <a:effectRef idx="0">
+                            <a:schemeClr val="accent1"/>
+                          </a:effectRef>
+                          <a:fontRef idx="minor">
+                            <a:schemeClr val="lt1"/>
+                          </a:fontRef>
+                        </wps:style>
+                        <wps:bodyPr rot="0" spcFirstLastPara="0" vertOverflow="overflow" horzOverflow="overflow" vert="horz" wrap="square" lIns="91440" tIns="45720" rIns="91440" bIns="45720" numCol="1" spcCol="0" rtlCol="0" fromWordArt="0" anchor="ctr" anchorCtr="0" forceAA="0" compatLnSpc="1">
+                          <a:prstTxWarp prst="textNoShape">
+                            <a:avLst/>
+                          </a:prstTxWarp>
+                          <a:noAutofit/>
+                        </wps:bodyPr>
+                      </wps:wsp>
+                      <wps:wsp>
+                        <wps:cNvPr id="13" name="矩形 13"/>
+                        <wps:cNvSpPr/>
+                        <wps:spPr>
+                          <a:xfrm>
+                            <a:off x="607294" y="294920"/>
+                            <a:ext cx="162000" cy="180000"/>
+                          </a:xfrm>
+                          <a:prstGeom prst="rect">
+                            <a:avLst/>
+                          </a:prstGeom>
+                          <a:solidFill>
+                            <a:schemeClr val="accent4">
+                              <a:lumMod val="60000"/>
+                              <a:lumOff val="40000"/>
+                            </a:schemeClr>
+                          </a:solidFill>
+                          <a:ln w="76200">
+                            <a:noFill/>
+                          </a:ln>
+                        </wps:spPr>
+                        <wps:style>
+                          <a:lnRef idx="2">
+                            <a:schemeClr val="accent1">
+                              <a:shade val="50000"/>
+                            </a:schemeClr>
+                          </a:lnRef>
+                          <a:fillRef idx="1">
+                            <a:schemeClr val="accent1"/>
+                          </a:fillRef>
+                          <a:effectRef idx="0">
+                            <a:schemeClr val="accent1"/>
+                          </a:effectRef>
+                          <a:fontRef idx="minor">
+                            <a:schemeClr val="lt1"/>
+                          </a:fontRef>
+                        </wps:style>
+                        <wps:bodyPr rot="0" spcFirstLastPara="0" vertOverflow="overflow" horzOverflow="overflow" vert="horz" wrap="square" lIns="91440" tIns="45720" rIns="91440" bIns="45720" numCol="1" spcCol="0" rtlCol="0" fromWordArt="0" anchor="ctr" anchorCtr="0" forceAA="0" compatLnSpc="1">
+                          <a:prstTxWarp prst="textNoShape">
+                            <a:avLst/>
+                          </a:prstTxWarp>
+                          <a:noAutofit/>
+                        </wps:bodyPr>
+                      </wps:wsp>
+                    </wpg:wgp>
+                  </a:graphicData>
+                </a:graphic>
+              </wp:anchor>
+            </w:drawing>
+          </mc:Choice>
+          <mc:Fallback>
+            <w:pict>
+              <v:group w14:anchorId="2D43AE77" id="群組 10" o:spid="_x0000_s1026" style="position:absolute;margin-left:281.6pt;margin-top:31.3pt;width:12.75pt;height:42.75pt;z-index:251662336" coordorigin="6072,2949" coordsize="1620,5431" o:gfxdata="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">
+                <v:rect id="矩形 11" o:spid="_x0000_s1027" style="position:absolute;left:6072;top:6580;width:1620;height:1800;visibility:visible;mso-wrap-style:square;v-text-anchor:middle" o:gfxdata="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" fillcolor="red" stroked="f" strokeweight="6pt"/>
+                <v:rect id="矩形 12" o:spid="_x0000_s1028" style="position:absolute;left:6072;top:4763;width:1620;height:1800;visibility:visible;mso-wrap-style:square;v-text-anchor:middle" o:gfxdata="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" fillcolor="#c9c9c9 [1942]" stroked="f" strokeweight="6pt"/>
+                <v:rect id="矩形 13" o:spid="_x0000_s1029" style="position:absolute;left:6072;top:2949;width:1620;height:1800;visibility:visible;mso-wrap-style:square;v-text-anchor:middle" o:gfxdata="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" fillcolor="#ffd966 [1943]" stroked="f" strokeweight="6pt"/>
+              </v:group>
+            </w:pict>
+          </mc:Fallback>
+        </mc:AlternateContent>
+      </w:r>
+    </w:p>
     <w:tbl>
       <w:tblPr>
         <w:tblStyle w:val="a3"/>
